--- a/lessons/6-9/readiness/practice.docx
+++ b/lessons/6-9/readiness/practice.docx
@@ -29,7 +29,7 @@
           <w:sz w:val="20"/>
           <w:szCs w:val="20"/>
         </w:rPr>
-        <w:t xml:space="preserve">Readiness practice for Lesson 2-2  ·  Builds toward 6.NS.1</w:t>
+        <w:t xml:space="preserve">Readiness practice for Lesson 6-9 (Unit 6 · Lesson 9)  ·  Builds toward 6.NOS.1</w:t>
       </w:r>
     </w:p>
     <w:p>
@@ -445,7 +445,7 @@
           <w:sz w:val="20"/>
           <w:szCs w:val="20"/>
         </w:rPr>
-        <w:t xml:space="preserve">When you've finished, open Lesson 2-2 and dive in!</w:t>
+        <w:t xml:space="preserve">When you've finished, open Lesson 6-9 and dive in!</w:t>
       </w:r>
     </w:p>
     <w:p>

--- a/lessons/6-9/readiness/practice.docx
+++ b/lessons/6-9/readiness/practice.docx
@@ -86,7 +86,983 @@
     </w:p>
     <w:p>
       <w:pPr>
-        <w:spacing w:after="120" w:before="0"/>
+        <w:spacing w:after="60" w:before="120"/>
+      </w:pPr>
+      <w:r>
+        <w:rPr>
+          <w:b/>
+          <w:bCs/>
+          <w:color w:val="0F2B3C"/>
+          <w:sz w:val="24"/>
+          <w:szCs w:val="24"/>
+        </w:rPr>
+        <w:t xml:space="preserve">Vocabulary Anchor Box</w:t>
+      </w:r>
+    </w:p>
+    <w:tbl>
+      <w:tblPr>
+        <w:tblW w:type="dxa" w:w="9360"/>
+        <w:tblBorders>
+          <w:top w:val="single" w:color="C7D2DD" w:sz="6"/>
+          <w:left w:val="single" w:color="C7D2DD" w:sz="6"/>
+          <w:bottom w:val="single" w:color="C7D2DD" w:sz="6"/>
+          <w:right w:val="single" w:color="C7D2DD" w:sz="6"/>
+          <w:insideH w:val="single" w:color="C7D2DD" w:sz="6"/>
+          <w:insideV w:val="single" w:color="C7D2DD" w:sz="6"/>
+        </w:tblBorders>
+      </w:tblPr>
+      <w:tblGrid>
+        <w:gridCol w:w="1800"/>
+        <w:gridCol w:w="3160"/>
+        <w:gridCol w:w="2200"/>
+        <w:gridCol w:w="2200"/>
+      </w:tblGrid>
+      <w:tr>
+        <w:trPr>
+          <w:cantSplit/>
+          <w:tblHeader/>
+        </w:trPr>
+        <w:tc>
+          <w:tcPr>
+            <w:tcW w:type="dxa" w:w="1800"/>
+            <w:shd w:fill="EEF4F8" w:color="auto" w:val="clear"/>
+            <w:tcMar>
+              <w:top w:type="dxa" w:w="60"/>
+              <w:left w:type="dxa" w:w="100"/>
+              <w:bottom w:type="dxa" w:w="60"/>
+              <w:right w:type="dxa" w:w="100"/>
+            </w:tcMar>
+          </w:tcPr>
+          <w:p>
+            <w:pPr>
+              <w:spacing w:after="0" w:before="0"/>
+            </w:pPr>
+            <w:r>
+              <w:rPr>
+                <w:b/>
+                <w:bCs/>
+                <w:color w:val="0F2B3C"/>
+                <w:sz w:val="18"/>
+                <w:szCs w:val="18"/>
+              </w:rPr>
+              <w:t xml:space="preserve">Concept Term</w:t>
+            </w:r>
+          </w:p>
+        </w:tc>
+        <w:tc>
+          <w:tcPr>
+            <w:tcW w:type="dxa" w:w="3160"/>
+            <w:shd w:fill="EEF4F8" w:color="auto" w:val="clear"/>
+            <w:tcMar>
+              <w:top w:type="dxa" w:w="60"/>
+              <w:left w:type="dxa" w:w="100"/>
+              <w:bottom w:type="dxa" w:w="60"/>
+              <w:right w:type="dxa" w:w="100"/>
+            </w:tcMar>
+          </w:tcPr>
+          <w:p>
+            <w:pPr>
+              <w:spacing w:after="0" w:before="0"/>
+            </w:pPr>
+            <w:r>
+              <w:rPr>
+                <w:b/>
+                <w:bCs/>
+                <w:color w:val="0F2B3C"/>
+                <w:sz w:val="18"/>
+                <w:szCs w:val="18"/>
+              </w:rPr>
+              <w:t xml:space="preserve">Student-Friendly Definition</w:t>
+            </w:r>
+          </w:p>
+        </w:tc>
+        <w:tc>
+          <w:tcPr>
+            <w:tcW w:type="dxa" w:w="2200"/>
+            <w:shd w:fill="EEF4F8" w:color="auto" w:val="clear"/>
+            <w:tcMar>
+              <w:top w:type="dxa" w:w="60"/>
+              <w:left w:type="dxa" w:w="100"/>
+              <w:bottom w:type="dxa" w:w="60"/>
+              <w:right w:type="dxa" w:w="100"/>
+            </w:tcMar>
+          </w:tcPr>
+          <w:p>
+            <w:pPr>
+              <w:spacing w:after="0" w:before="0"/>
+            </w:pPr>
+            <w:r>
+              <w:rPr>
+                <w:b/>
+                <w:bCs/>
+                <w:color w:val="0F2B3C"/>
+                <w:sz w:val="18"/>
+                <w:szCs w:val="18"/>
+              </w:rPr>
+              <w:t xml:space="preserve">Non-Example</w:t>
+            </w:r>
+          </w:p>
+        </w:tc>
+        <w:tc>
+          <w:tcPr>
+            <w:tcW w:type="dxa" w:w="2200"/>
+            <w:shd w:fill="EEF4F8" w:color="auto" w:val="clear"/>
+            <w:tcMar>
+              <w:top w:type="dxa" w:w="60"/>
+              <w:left w:type="dxa" w:w="100"/>
+              <w:bottom w:type="dxa" w:w="60"/>
+              <w:right w:type="dxa" w:w="100"/>
+            </w:tcMar>
+          </w:tcPr>
+          <w:p>
+            <w:pPr>
+              <w:spacing w:after="0" w:before="0"/>
+            </w:pPr>
+            <w:r>
+              <w:rPr>
+                <w:b/>
+                <w:bCs/>
+                <w:color w:val="0F2B3C"/>
+                <w:sz w:val="18"/>
+                <w:szCs w:val="18"/>
+              </w:rPr>
+              <w:t xml:space="preserve">Visual Clue</w:t>
+            </w:r>
+          </w:p>
+        </w:tc>
+      </w:tr>
+      <w:tr>
+        <w:trPr>
+          <w:cantSplit/>
+        </w:trPr>
+        <w:tc>
+          <w:tcPr>
+            <w:tcW w:type="dxa" w:w="1800"/>
+            <w:tcMar>
+              <w:top w:type="dxa" w:w="60"/>
+              <w:left w:type="dxa" w:w="100"/>
+              <w:bottom w:type="dxa" w:w="60"/>
+              <w:right w:type="dxa" w:w="100"/>
+            </w:tcMar>
+            <w:vAlign w:val="top"/>
+          </w:tcPr>
+          <w:p>
+            <w:pPr>
+              <w:spacing w:after="20" w:before="0"/>
+            </w:pPr>
+            <w:r>
+              <w:rPr>
+                <w:b/>
+                <w:bCs/>
+                <w:color w:val="0F2B3C"/>
+                <w:sz w:val="20"/>
+                <w:szCs w:val="20"/>
+              </w:rPr>
+              <w:t xml:space="preserve">Divide Whole Numbers by Fractions</w:t>
+            </w:r>
+          </w:p>
+          <w:p>
+            <w:pPr>
+              <w:spacing w:after="0" w:before="0"/>
+            </w:pPr>
+            <w:r>
+              <w:rPr>
+                <w:i/>
+                <w:iCs/>
+                <w:color w:val="5E6E7E"/>
+                <w:sz w:val="18"/>
+                <w:szCs w:val="18"/>
+              </w:rPr>
+              <w:t xml:space="preserve">Dividir números enteros entre fracciones</w:t>
+            </w:r>
+          </w:p>
+        </w:tc>
+        <w:tc>
+          <w:tcPr>
+            <w:tcW w:type="dxa" w:w="3160"/>
+            <w:tcMar>
+              <w:top w:type="dxa" w:w="60"/>
+              <w:left w:type="dxa" w:w="100"/>
+              <w:bottom w:type="dxa" w:w="60"/>
+              <w:right w:type="dxa" w:w="100"/>
+            </w:tcMar>
+            <w:vAlign w:val="top"/>
+          </w:tcPr>
+          <w:p>
+            <w:pPr>
+              <w:spacing w:after="0" w:before="0"/>
+            </w:pPr>
+            <w:r>
+              <w:rPr>
+                <w:sz w:val="19"/>
+                <w:szCs w:val="19"/>
+              </w:rPr>
+              <w:t xml:space="preserve">Find how many fractional groups fit in a whole number by multiplying by the reciprocal.</w:t>
+            </w:r>
+          </w:p>
+        </w:tc>
+        <w:tc>
+          <w:tcPr>
+            <w:tcW w:type="dxa" w:w="2200"/>
+            <w:tcMar>
+              <w:top w:type="dxa" w:w="60"/>
+              <w:left w:type="dxa" w:w="100"/>
+              <w:bottom w:type="dxa" w:w="60"/>
+              <w:right w:type="dxa" w:w="100"/>
+            </w:tcMar>
+            <w:vAlign w:val="top"/>
+          </w:tcPr>
+          <w:p>
+            <w:pPr>
+              <w:spacing w:after="30" w:before="0"/>
+            </w:pPr>
+            <w:r>
+              <w:rPr>
+                <w:i/>
+                <w:iCs/>
+                <w:color w:val="5E6E7E"/>
+                <w:sz w:val="18"/>
+                <w:szCs w:val="18"/>
+              </w:rPr>
+              <w:t xml:space="preserve">Not Divide Whole Numbers by Fractions: write a counter-example that does not fit the rule.</w:t>
+            </w:r>
+          </w:p>
+          <w:p>
+            <w:pPr>
+              <w:spacing w:after="50" w:before="0"/>
+            </w:pPr>
+            <w:r>
+              <w:rPr>
+                <w:color w:val="BBBBBB"/>
+                <w:sz w:val="18"/>
+                <w:szCs w:val="18"/>
+              </w:rPr>
+              <w:t xml:space="preserve">____________________________</w:t>
+            </w:r>
+          </w:p>
+        </w:tc>
+        <w:tc>
+          <w:tcPr>
+            <w:tcW w:type="dxa" w:w="2200"/>
+            <w:tcMar>
+              <w:top w:type="dxa" w:w="60"/>
+              <w:left w:type="dxa" w:w="100"/>
+              <w:bottom w:type="dxa" w:w="60"/>
+              <w:right w:type="dxa" w:w="100"/>
+            </w:tcMar>
+            <w:vAlign w:val="top"/>
+          </w:tcPr>
+          <w:p>
+            <w:pPr>
+              <w:spacing w:after="0" w:before="0"/>
+            </w:pPr>
+            <w:r>
+              <w:rPr>
+                <w:i/>
+                <w:iCs/>
+                <w:color w:val="5E6E7E"/>
+                <w:sz w:val="18"/>
+                <w:szCs w:val="18"/>
+              </w:rPr>
+              <w:t xml:space="preserve">4 ÷ 1/2 = 4 × 2 = 8</w:t>
+            </w:r>
+          </w:p>
+        </w:tc>
+      </w:tr>
+      <w:tr>
+        <w:trPr>
+          <w:cantSplit/>
+        </w:trPr>
+        <w:tc>
+          <w:tcPr>
+            <w:tcW w:type="dxa" w:w="1800"/>
+            <w:tcMar>
+              <w:top w:type="dxa" w:w="60"/>
+              <w:left w:type="dxa" w:w="100"/>
+              <w:bottom w:type="dxa" w:w="60"/>
+              <w:right w:type="dxa" w:w="100"/>
+            </w:tcMar>
+            <w:vAlign w:val="top"/>
+          </w:tcPr>
+          <w:p>
+            <w:pPr>
+              <w:spacing w:after="20" w:before="0"/>
+            </w:pPr>
+            <w:r>
+              <w:rPr>
+                <w:b/>
+                <w:bCs/>
+                <w:color w:val="0F2B3C"/>
+                <w:sz w:val="20"/>
+                <w:szCs w:val="20"/>
+              </w:rPr>
+              <w:t xml:space="preserve">Whole Number</w:t>
+            </w:r>
+          </w:p>
+          <w:p>
+            <w:pPr>
+              <w:spacing w:after="0" w:before="0"/>
+            </w:pPr>
+            <w:r>
+              <w:rPr>
+                <w:i/>
+                <w:iCs/>
+                <w:color w:val="5E6E7E"/>
+                <w:sz w:val="18"/>
+                <w:szCs w:val="18"/>
+              </w:rPr>
+              <w:t xml:space="preserve">Número entero</w:t>
+            </w:r>
+          </w:p>
+        </w:tc>
+        <w:tc>
+          <w:tcPr>
+            <w:tcW w:type="dxa" w:w="3160"/>
+            <w:tcMar>
+              <w:top w:type="dxa" w:w="60"/>
+              <w:left w:type="dxa" w:w="100"/>
+              <w:bottom w:type="dxa" w:w="60"/>
+              <w:right w:type="dxa" w:w="100"/>
+            </w:tcMar>
+            <w:vAlign w:val="top"/>
+          </w:tcPr>
+          <w:p>
+            <w:pPr>
+              <w:spacing w:after="0" w:before="0"/>
+            </w:pPr>
+            <w:r>
+              <w:rPr>
+                <w:sz w:val="19"/>
+                <w:szCs w:val="19"/>
+              </w:rPr>
+              <w:t xml:space="preserve">A counting number with no fraction or decimal, like 0, 1, 2, 3.</w:t>
+            </w:r>
+          </w:p>
+        </w:tc>
+        <w:tc>
+          <w:tcPr>
+            <w:tcW w:type="dxa" w:w="2200"/>
+            <w:tcMar>
+              <w:top w:type="dxa" w:w="60"/>
+              <w:left w:type="dxa" w:w="100"/>
+              <w:bottom w:type="dxa" w:w="60"/>
+              <w:right w:type="dxa" w:w="100"/>
+            </w:tcMar>
+            <w:vAlign w:val="top"/>
+          </w:tcPr>
+          <w:p>
+            <w:pPr>
+              <w:spacing w:after="30" w:before="0"/>
+            </w:pPr>
+            <w:r>
+              <w:rPr>
+                <w:i/>
+                <w:iCs/>
+                <w:color w:val="5E6E7E"/>
+                <w:sz w:val="18"/>
+                <w:szCs w:val="18"/>
+              </w:rPr>
+              <w:t xml:space="preserve">Not Whole Number: write a counter-example that does not fit the rule.</w:t>
+            </w:r>
+          </w:p>
+          <w:p>
+            <w:pPr>
+              <w:spacing w:after="50" w:before="0"/>
+            </w:pPr>
+            <w:r>
+              <w:rPr>
+                <w:color w:val="BBBBBB"/>
+                <w:sz w:val="18"/>
+                <w:szCs w:val="18"/>
+              </w:rPr>
+              <w:t xml:space="preserve">____________________________</w:t>
+            </w:r>
+          </w:p>
+        </w:tc>
+        <w:tc>
+          <w:tcPr>
+            <w:tcW w:type="dxa" w:w="2200"/>
+            <w:tcMar>
+              <w:top w:type="dxa" w:w="60"/>
+              <w:left w:type="dxa" w:w="100"/>
+              <w:bottom w:type="dxa" w:w="60"/>
+              <w:right w:type="dxa" w:w="100"/>
+            </w:tcMar>
+            <w:vAlign w:val="top"/>
+          </w:tcPr>
+          <w:p>
+            <w:pPr>
+              <w:spacing w:after="0" w:before="0"/>
+            </w:pPr>
+            <w:r>
+              <w:rPr>
+                <w:i/>
+                <w:iCs/>
+                <w:color w:val="5E6E7E"/>
+                <w:sz w:val="18"/>
+                <w:szCs w:val="18"/>
+              </w:rPr>
+              <w:t xml:space="preserve">4 is a whole number; as a fraction it is 4/1</w:t>
+            </w:r>
+          </w:p>
+        </w:tc>
+      </w:tr>
+      <w:tr>
+        <w:trPr>
+          <w:cantSplit/>
+        </w:trPr>
+        <w:tc>
+          <w:tcPr>
+            <w:tcW w:type="dxa" w:w="1800"/>
+            <w:tcMar>
+              <w:top w:type="dxa" w:w="60"/>
+              <w:left w:type="dxa" w:w="100"/>
+              <w:bottom w:type="dxa" w:w="60"/>
+              <w:right w:type="dxa" w:w="100"/>
+            </w:tcMar>
+            <w:vAlign w:val="top"/>
+          </w:tcPr>
+          <w:p>
+            <w:pPr>
+              <w:spacing w:after="20" w:before="0"/>
+            </w:pPr>
+            <w:r>
+              <w:rPr>
+                <w:b/>
+                <w:bCs/>
+                <w:color w:val="0F2B3C"/>
+                <w:sz w:val="20"/>
+                <w:szCs w:val="20"/>
+              </w:rPr>
+              <w:t xml:space="preserve">Fraction</w:t>
+            </w:r>
+          </w:p>
+          <w:p>
+            <w:pPr>
+              <w:spacing w:after="0" w:before="0"/>
+            </w:pPr>
+            <w:r>
+              <w:rPr>
+                <w:i/>
+                <w:iCs/>
+                <w:color w:val="5E6E7E"/>
+                <w:sz w:val="18"/>
+                <w:szCs w:val="18"/>
+              </w:rPr>
+              <w:t xml:space="preserve">Fracción</w:t>
+            </w:r>
+          </w:p>
+        </w:tc>
+        <w:tc>
+          <w:tcPr>
+            <w:tcW w:type="dxa" w:w="3160"/>
+            <w:tcMar>
+              <w:top w:type="dxa" w:w="60"/>
+              <w:left w:type="dxa" w:w="100"/>
+              <w:bottom w:type="dxa" w:w="60"/>
+              <w:right w:type="dxa" w:w="100"/>
+            </w:tcMar>
+            <w:vAlign w:val="top"/>
+          </w:tcPr>
+          <w:p>
+            <w:pPr>
+              <w:spacing w:after="0" w:before="0"/>
+            </w:pPr>
+            <w:r>
+              <w:rPr>
+                <w:sz w:val="19"/>
+                <w:szCs w:val="19"/>
+              </w:rPr>
+              <w:t xml:space="preserve">A number that shows part of a whole, like 3/4.</w:t>
+            </w:r>
+          </w:p>
+        </w:tc>
+        <w:tc>
+          <w:tcPr>
+            <w:tcW w:type="dxa" w:w="2200"/>
+            <w:tcMar>
+              <w:top w:type="dxa" w:w="60"/>
+              <w:left w:type="dxa" w:w="100"/>
+              <w:bottom w:type="dxa" w:w="60"/>
+              <w:right w:type="dxa" w:w="100"/>
+            </w:tcMar>
+            <w:vAlign w:val="top"/>
+          </w:tcPr>
+          <w:p>
+            <w:pPr>
+              <w:spacing w:after="30" w:before="0"/>
+            </w:pPr>
+            <w:r>
+              <w:rPr>
+                <w:i/>
+                <w:iCs/>
+                <w:color w:val="5E6E7E"/>
+                <w:sz w:val="18"/>
+                <w:szCs w:val="18"/>
+              </w:rPr>
+              <w:t xml:space="preserve">Not Fraction: write a counter-example that does not fit the rule.</w:t>
+            </w:r>
+          </w:p>
+          <w:p>
+            <w:pPr>
+              <w:spacing w:after="50" w:before="0"/>
+            </w:pPr>
+            <w:r>
+              <w:rPr>
+                <w:color w:val="BBBBBB"/>
+                <w:sz w:val="18"/>
+                <w:szCs w:val="18"/>
+              </w:rPr>
+              <w:t xml:space="preserve">____________________________</w:t>
+            </w:r>
+          </w:p>
+        </w:tc>
+        <w:tc>
+          <w:tcPr>
+            <w:tcW w:type="dxa" w:w="2200"/>
+            <w:tcMar>
+              <w:top w:type="dxa" w:w="60"/>
+              <w:left w:type="dxa" w:w="100"/>
+              <w:bottom w:type="dxa" w:w="60"/>
+              <w:right w:type="dxa" w:w="100"/>
+            </w:tcMar>
+            <w:vAlign w:val="top"/>
+          </w:tcPr>
+          <w:p>
+            <w:pPr>
+              <w:spacing w:after="0" w:before="0"/>
+            </w:pPr>
+            <w:r>
+              <w:rPr>
+                <w:i/>
+                <w:iCs/>
+                <w:color w:val="5E6E7E"/>
+                <w:sz w:val="18"/>
+                <w:szCs w:val="18"/>
+              </w:rPr>
+              <w:t xml:space="preserve">1/2 means 1 out of 2 equal parts — like cutting a sandwich in half and taking one piece</w:t>
+            </w:r>
+          </w:p>
+        </w:tc>
+      </w:tr>
+      <w:tr>
+        <w:trPr>
+          <w:cantSplit/>
+        </w:trPr>
+        <w:tc>
+          <w:tcPr>
+            <w:tcW w:type="dxa" w:w="1800"/>
+            <w:tcMar>
+              <w:top w:type="dxa" w:w="60"/>
+              <w:left w:type="dxa" w:w="100"/>
+              <w:bottom w:type="dxa" w:w="60"/>
+              <w:right w:type="dxa" w:w="100"/>
+            </w:tcMar>
+            <w:vAlign w:val="top"/>
+          </w:tcPr>
+          <w:p>
+            <w:pPr>
+              <w:spacing w:after="20" w:before="0"/>
+            </w:pPr>
+            <w:r>
+              <w:rPr>
+                <w:b/>
+                <w:bCs/>
+                <w:color w:val="0F2B3C"/>
+                <w:sz w:val="20"/>
+                <w:szCs w:val="20"/>
+              </w:rPr>
+              <w:t xml:space="preserve">Reciprocal</w:t>
+            </w:r>
+          </w:p>
+          <w:p>
+            <w:pPr>
+              <w:spacing w:after="0" w:before="0"/>
+            </w:pPr>
+            <w:r>
+              <w:rPr>
+                <w:i/>
+                <w:iCs/>
+                <w:color w:val="5E6E7E"/>
+                <w:sz w:val="18"/>
+                <w:szCs w:val="18"/>
+              </w:rPr>
+              <w:t xml:space="preserve">Recíproco</w:t>
+            </w:r>
+          </w:p>
+        </w:tc>
+        <w:tc>
+          <w:tcPr>
+            <w:tcW w:type="dxa" w:w="3160"/>
+            <w:tcMar>
+              <w:top w:type="dxa" w:w="60"/>
+              <w:left w:type="dxa" w:w="100"/>
+              <w:bottom w:type="dxa" w:w="60"/>
+              <w:right w:type="dxa" w:w="100"/>
+            </w:tcMar>
+            <w:vAlign w:val="top"/>
+          </w:tcPr>
+          <w:p>
+            <w:pPr>
+              <w:spacing w:after="0" w:before="0"/>
+            </w:pPr>
+            <w:r>
+              <w:rPr>
+                <w:sz w:val="19"/>
+                <w:szCs w:val="19"/>
+              </w:rPr>
+              <w:t xml:space="preserve">A fraction turned upside down.</w:t>
+            </w:r>
+          </w:p>
+        </w:tc>
+        <w:tc>
+          <w:tcPr>
+            <w:tcW w:type="dxa" w:w="2200"/>
+            <w:tcMar>
+              <w:top w:type="dxa" w:w="60"/>
+              <w:left w:type="dxa" w:w="100"/>
+              <w:bottom w:type="dxa" w:w="60"/>
+              <w:right w:type="dxa" w:w="100"/>
+            </w:tcMar>
+            <w:vAlign w:val="top"/>
+          </w:tcPr>
+          <w:p>
+            <w:pPr>
+              <w:spacing w:after="30" w:before="0"/>
+            </w:pPr>
+            <w:r>
+              <w:rPr>
+                <w:i/>
+                <w:iCs/>
+                <w:color w:val="5E6E7E"/>
+                <w:sz w:val="18"/>
+                <w:szCs w:val="18"/>
+              </w:rPr>
+              <w:t xml:space="preserve">Not Reciprocal: write a counter-example that does not fit the rule.</w:t>
+            </w:r>
+          </w:p>
+          <w:p>
+            <w:pPr>
+              <w:spacing w:after="50" w:before="0"/>
+            </w:pPr>
+            <w:r>
+              <w:rPr>
+                <w:color w:val="BBBBBB"/>
+                <w:sz w:val="18"/>
+                <w:szCs w:val="18"/>
+              </w:rPr>
+              <w:t xml:space="preserve">____________________________</w:t>
+            </w:r>
+          </w:p>
+        </w:tc>
+        <w:tc>
+          <w:tcPr>
+            <w:tcW w:type="dxa" w:w="2200"/>
+            <w:tcMar>
+              <w:top w:type="dxa" w:w="60"/>
+              <w:left w:type="dxa" w:w="100"/>
+              <w:bottom w:type="dxa" w:w="60"/>
+              <w:right w:type="dxa" w:w="100"/>
+            </w:tcMar>
+            <w:vAlign w:val="top"/>
+          </w:tcPr>
+          <w:p>
+            <w:pPr>
+              <w:spacing w:after="0" w:before="0"/>
+            </w:pPr>
+            <w:r>
+              <w:rPr>
+                <w:i/>
+                <w:iCs/>
+                <w:color w:val="5E6E7E"/>
+                <w:sz w:val="18"/>
+                <w:szCs w:val="18"/>
+              </w:rPr>
+              <w:t xml:space="preserve">The reciprocal of 2/3 is 3/2. Flip the fraction to divide: 6 ÷ 2/3 = 6 × 3/2</w:t>
+            </w:r>
+          </w:p>
+        </w:tc>
+      </w:tr>
+      <w:tr>
+        <w:trPr>
+          <w:cantSplit/>
+        </w:trPr>
+        <w:tc>
+          <w:tcPr>
+            <w:tcW w:type="dxa" w:w="1800"/>
+            <w:tcMar>
+              <w:top w:type="dxa" w:w="60"/>
+              <w:left w:type="dxa" w:w="100"/>
+              <w:bottom w:type="dxa" w:w="60"/>
+              <w:right w:type="dxa" w:w="100"/>
+            </w:tcMar>
+            <w:vAlign w:val="top"/>
+          </w:tcPr>
+          <w:p>
+            <w:pPr>
+              <w:spacing w:after="20" w:before="0"/>
+            </w:pPr>
+            <w:r>
+              <w:rPr>
+                <w:b/>
+                <w:bCs/>
+                <w:color w:val="0F2B3C"/>
+                <w:sz w:val="20"/>
+                <w:szCs w:val="20"/>
+              </w:rPr>
+              <w:t xml:space="preserve">Keep, Change, Flip</w:t>
+            </w:r>
+          </w:p>
+          <w:p>
+            <w:pPr>
+              <w:spacing w:after="0" w:before="0"/>
+            </w:pPr>
+            <w:r>
+              <w:rPr>
+                <w:i/>
+                <w:iCs/>
+                <w:color w:val="5E6E7E"/>
+                <w:sz w:val="18"/>
+                <w:szCs w:val="18"/>
+              </w:rPr>
+              <w:t xml:space="preserve">Mantener, cambiar, invertir</w:t>
+            </w:r>
+          </w:p>
+        </w:tc>
+        <w:tc>
+          <w:tcPr>
+            <w:tcW w:type="dxa" w:w="3160"/>
+            <w:tcMar>
+              <w:top w:type="dxa" w:w="60"/>
+              <w:left w:type="dxa" w:w="100"/>
+              <w:bottom w:type="dxa" w:w="60"/>
+              <w:right w:type="dxa" w:w="100"/>
+            </w:tcMar>
+            <w:vAlign w:val="top"/>
+          </w:tcPr>
+          <w:p>
+            <w:pPr>
+              <w:spacing w:after="0" w:before="0"/>
+            </w:pPr>
+            <w:r>
+              <w:rPr>
+                <w:sz w:val="19"/>
+                <w:szCs w:val="19"/>
+              </w:rPr>
+              <w:t xml:space="preserve">A shortcut for dividing fractions: keep the first number, change ÷ to ×, flip the second. It works because dividing by a fraction gives the same answer as multiplying by its reciprocal.</w:t>
+            </w:r>
+          </w:p>
+        </w:tc>
+        <w:tc>
+          <w:tcPr>
+            <w:tcW w:type="dxa" w:w="2200"/>
+            <w:tcMar>
+              <w:top w:type="dxa" w:w="60"/>
+              <w:left w:type="dxa" w:w="100"/>
+              <w:bottom w:type="dxa" w:w="60"/>
+              <w:right w:type="dxa" w:w="100"/>
+            </w:tcMar>
+            <w:vAlign w:val="top"/>
+          </w:tcPr>
+          <w:p>
+            <w:pPr>
+              <w:spacing w:after="30" w:before="0"/>
+            </w:pPr>
+            <w:r>
+              <w:rPr>
+                <w:i/>
+                <w:iCs/>
+                <w:color w:val="5E6E7E"/>
+                <w:sz w:val="18"/>
+                <w:szCs w:val="18"/>
+              </w:rPr>
+              <w:t xml:space="preserve">Not Keep, Change, Flip: write a counter-example that does not fit the rule.</w:t>
+            </w:r>
+          </w:p>
+          <w:p>
+            <w:pPr>
+              <w:spacing w:after="50" w:before="0"/>
+            </w:pPr>
+            <w:r>
+              <w:rPr>
+                <w:color w:val="BBBBBB"/>
+                <w:sz w:val="18"/>
+                <w:szCs w:val="18"/>
+              </w:rPr>
+              <w:t xml:space="preserve">____________________________</w:t>
+            </w:r>
+          </w:p>
+        </w:tc>
+        <w:tc>
+          <w:tcPr>
+            <w:tcW w:type="dxa" w:w="2200"/>
+            <w:tcMar>
+              <w:top w:type="dxa" w:w="60"/>
+              <w:left w:type="dxa" w:w="100"/>
+              <w:bottom w:type="dxa" w:w="60"/>
+              <w:right w:type="dxa" w:w="100"/>
+            </w:tcMar>
+            <w:vAlign w:val="top"/>
+          </w:tcPr>
+          <w:p>
+            <w:pPr>
+              <w:spacing w:after="0" w:before="0"/>
+            </w:pPr>
+            <w:r>
+              <w:rPr>
+                <w:i/>
+                <w:iCs/>
+                <w:color w:val="5E6E7E"/>
+                <w:sz w:val="18"/>
+                <w:szCs w:val="18"/>
+              </w:rPr>
+              <w:t xml:space="preserve">6 ÷ 1/3 → Keep 6, Change ÷ to ×, Flip 1/3 to 3/1 → 6 × 3 = 18</w:t>
+            </w:r>
+          </w:p>
+        </w:tc>
+      </w:tr>
+      <w:tr>
+        <w:trPr>
+          <w:cantSplit/>
+        </w:trPr>
+        <w:tc>
+          <w:tcPr>
+            <w:tcW w:type="dxa" w:w="1800"/>
+            <w:tcMar>
+              <w:top w:type="dxa" w:w="60"/>
+              <w:left w:type="dxa" w:w="100"/>
+              <w:bottom w:type="dxa" w:w="60"/>
+              <w:right w:type="dxa" w:w="100"/>
+            </w:tcMar>
+            <w:vAlign w:val="top"/>
+          </w:tcPr>
+          <w:p>
+            <w:pPr>
+              <w:spacing w:after="20" w:before="0"/>
+            </w:pPr>
+            <w:r>
+              <w:rPr>
+                <w:b/>
+                <w:bCs/>
+                <w:color w:val="0F2B3C"/>
+                <w:sz w:val="20"/>
+                <w:szCs w:val="20"/>
+              </w:rPr>
+              <w:t xml:space="preserve">Quotient</w:t>
+            </w:r>
+          </w:p>
+          <w:p>
+            <w:pPr>
+              <w:spacing w:after="0" w:before="0"/>
+            </w:pPr>
+            <w:r>
+              <w:rPr>
+                <w:i/>
+                <w:iCs/>
+                <w:color w:val="5E6E7E"/>
+                <w:sz w:val="18"/>
+                <w:szCs w:val="18"/>
+              </w:rPr>
+              <w:t xml:space="preserve">Cociente</w:t>
+            </w:r>
+          </w:p>
+        </w:tc>
+        <w:tc>
+          <w:tcPr>
+            <w:tcW w:type="dxa" w:w="3160"/>
+            <w:tcMar>
+              <w:top w:type="dxa" w:w="60"/>
+              <w:left w:type="dxa" w:w="100"/>
+              <w:bottom w:type="dxa" w:w="60"/>
+              <w:right w:type="dxa" w:w="100"/>
+            </w:tcMar>
+            <w:vAlign w:val="top"/>
+          </w:tcPr>
+          <w:p>
+            <w:pPr>
+              <w:spacing w:after="0" w:before="0"/>
+            </w:pPr>
+            <w:r>
+              <w:rPr>
+                <w:sz w:val="19"/>
+                <w:szCs w:val="19"/>
+              </w:rPr>
+              <w:t xml:space="preserve">The answer when you divide.</w:t>
+            </w:r>
+          </w:p>
+        </w:tc>
+        <w:tc>
+          <w:tcPr>
+            <w:tcW w:type="dxa" w:w="2200"/>
+            <w:tcMar>
+              <w:top w:type="dxa" w:w="60"/>
+              <w:left w:type="dxa" w:w="100"/>
+              <w:bottom w:type="dxa" w:w="60"/>
+              <w:right w:type="dxa" w:w="100"/>
+            </w:tcMar>
+            <w:vAlign w:val="top"/>
+          </w:tcPr>
+          <w:p>
+            <w:pPr>
+              <w:spacing w:after="30" w:before="0"/>
+            </w:pPr>
+            <w:r>
+              <w:rPr>
+                <w:i/>
+                <w:iCs/>
+                <w:color w:val="5E6E7E"/>
+                <w:sz w:val="18"/>
+                <w:szCs w:val="18"/>
+              </w:rPr>
+              <w:t xml:space="preserve">Not Quotient: write a counter-example that does not fit the rule.</w:t>
+            </w:r>
+          </w:p>
+          <w:p>
+            <w:pPr>
+              <w:spacing w:after="50" w:before="0"/>
+            </w:pPr>
+            <w:r>
+              <w:rPr>
+                <w:color w:val="BBBBBB"/>
+                <w:sz w:val="18"/>
+                <w:szCs w:val="18"/>
+              </w:rPr>
+              <w:t xml:space="preserve">____________________________</w:t>
+            </w:r>
+          </w:p>
+        </w:tc>
+        <w:tc>
+          <w:tcPr>
+            <w:tcW w:type="dxa" w:w="2200"/>
+            <w:tcMar>
+              <w:top w:type="dxa" w:w="60"/>
+              <w:left w:type="dxa" w:w="100"/>
+              <w:bottom w:type="dxa" w:w="60"/>
+              <w:right w:type="dxa" w:w="100"/>
+            </w:tcMar>
+            <w:vAlign w:val="top"/>
+          </w:tcPr>
+          <w:p>
+            <w:pPr>
+              <w:spacing w:after="0" w:before="0"/>
+            </w:pPr>
+            <w:r>
+              <w:rPr>
+                <w:i/>
+                <w:iCs/>
+                <w:color w:val="5E6E7E"/>
+                <w:sz w:val="18"/>
+                <w:szCs w:val="18"/>
+              </w:rPr>
+              <w:t xml:space="preserve">In 4 ÷ 1/2 = 8, the quotient is 8</w:t>
+            </w:r>
+          </w:p>
+        </w:tc>
+      </w:tr>
+    </w:tbl>
+    <w:p>
+      <w:pPr>
+        <w:spacing w:after="120" w:before="140"/>
       </w:pPr>
       <w:r>
         <w:rPr>
@@ -127,73 +1103,922 @@
         <w:t xml:space="preserve">Count pieces one whole at a time.</w:t>
       </w:r>
     </w:p>
-    <w:p>
-      <w:pPr>
-        <w:spacing w:after="40" w:before="0"/>
-      </w:pPr>
-      <w:r>
-        <w:rPr>
-          <w:sz w:val="22"/>
-          <w:szCs w:val="22"/>
-        </w:rPr>
-        <w:t xml:space="preserve">1.  How many 1/2 pieces are in 1 whole?</w:t>
-      </w:r>
-    </w:p>
-    <w:p>
-      <w:pPr>
-        <w:spacing w:after="80" w:before="0"/>
-      </w:pPr>
-      <w:r>
-        <w:rPr>
-          <w:color w:val="BBBBBB"/>
-        </w:rPr>
-        <w:t xml:space="preserve">____________________________________________________</w:t>
-      </w:r>
-    </w:p>
-    <w:p>
-      <w:pPr>
-        <w:spacing w:after="40" w:before="0"/>
-      </w:pPr>
-      <w:r>
-        <w:rPr>
-          <w:sz w:val="22"/>
-          <w:szCs w:val="22"/>
-        </w:rPr>
-        <w:t xml:space="preserve">2.  How many 1/3 pieces are in 1 whole?</w:t>
-      </w:r>
-    </w:p>
-    <w:p>
-      <w:pPr>
-        <w:spacing w:after="80" w:before="0"/>
-      </w:pPr>
-      <w:r>
-        <w:rPr>
-          <w:color w:val="BBBBBB"/>
-        </w:rPr>
-        <w:t xml:space="preserve">____________________________________________________</w:t>
-      </w:r>
-    </w:p>
-    <w:p>
-      <w:pPr>
-        <w:spacing w:after="40" w:before="0"/>
-      </w:pPr>
-      <w:r>
-        <w:rPr>
-          <w:sz w:val="22"/>
-          <w:szCs w:val="22"/>
-        </w:rPr>
-        <w:t xml:space="preserve">3.  How many 1/4 pieces are in 1 whole?</w:t>
-      </w:r>
-    </w:p>
-    <w:p>
-      <w:pPr>
-        <w:spacing w:after="80" w:before="0"/>
-      </w:pPr>
-      <w:r>
-        <w:rPr>
-          <w:color w:val="BBBBBB"/>
-        </w:rPr>
-        <w:t xml:space="preserve">____________________________________________________</w:t>
+    <w:tbl>
+      <w:tblPr>
+        <w:tblW w:type="dxa" w:w="9360"/>
+        <w:tblBorders>
+          <w:top w:val="single" w:color="C7D2DD" w:sz="6"/>
+          <w:left w:val="single" w:color="C7D2DD" w:sz="6"/>
+          <w:bottom w:val="single" w:color="C7D2DD" w:sz="6"/>
+          <w:right w:val="single" w:color="C7D2DD" w:sz="6"/>
+          <w:insideH w:val="single" w:color="C7D2DD" w:sz="6"/>
+          <w:insideV w:val="single" w:color="C7D2DD" w:sz="6"/>
+        </w:tblBorders>
+      </w:tblPr>
+      <w:tblGrid>
+        <w:gridCol w:w="2800"/>
+        <w:gridCol w:w="3560"/>
+        <w:gridCol w:w="3000"/>
+      </w:tblGrid>
+      <w:tr>
+        <w:trPr>
+          <w:cantSplit/>
+          <w:tblHeader/>
+        </w:trPr>
+        <w:tc>
+          <w:tcPr>
+            <w:tcW w:type="dxa" w:w="2800"/>
+            <w:shd w:fill="EEF4F8" w:color="auto" w:val="clear"/>
+            <w:tcMar>
+              <w:top w:type="dxa" w:w="60"/>
+              <w:left w:type="dxa" w:w="100"/>
+              <w:bottom w:type="dxa" w:w="60"/>
+              <w:right w:type="dxa" w:w="100"/>
+            </w:tcMar>
+          </w:tcPr>
+          <w:p>
+            <w:pPr>
+              <w:spacing w:after="0" w:before="0"/>
+            </w:pPr>
+            <w:r>
+              <w:rPr>
+                <w:b/>
+                <w:bCs/>
+                <w:color w:val="0F2B3C"/>
+                <w:sz w:val="16"/>
+                <w:szCs w:val="16"/>
+              </w:rPr>
+              <w:t xml:space="preserve">CORE PROBLEM / GIVEN REPRESENTATION</w:t>
+            </w:r>
+          </w:p>
+        </w:tc>
+        <w:tc>
+          <w:tcPr>
+            <w:tcW w:type="dxa" w:w="3560"/>
+            <w:shd w:fill="EEF4F8" w:color="auto" w:val="clear"/>
+            <w:tcMar>
+              <w:top w:type="dxa" w:w="60"/>
+              <w:left w:type="dxa" w:w="100"/>
+              <w:bottom w:type="dxa" w:w="60"/>
+              <w:right w:type="dxa" w:w="100"/>
+            </w:tcMar>
+          </w:tcPr>
+          <w:p>
+            <w:pPr>
+              <w:spacing w:after="0" w:before="0"/>
+            </w:pPr>
+            <w:r>
+              <w:rPr>
+                <w:b/>
+                <w:bCs/>
+                <w:color w:val="0F2B3C"/>
+                <w:sz w:val="16"/>
+                <w:szCs w:val="16"/>
+              </w:rPr>
+              <w:t xml:space="preserve">WORKING SPACE / CALCULATION STEPS</w:t>
+            </w:r>
+          </w:p>
+        </w:tc>
+        <w:tc>
+          <w:tcPr>
+            <w:tcW w:type="dxa" w:w="3000"/>
+            <w:shd w:fill="FBF3E2" w:color="auto" w:val="clear"/>
+            <w:tcMar>
+              <w:top w:type="dxa" w:w="60"/>
+              <w:left w:type="dxa" w:w="100"/>
+              <w:bottom w:type="dxa" w:w="60"/>
+              <w:right w:type="dxa" w:w="100"/>
+            </w:tcMar>
+          </w:tcPr>
+          <w:p>
+            <w:pPr>
+              <w:spacing w:after="0" w:before="0"/>
+            </w:pPr>
+            <w:r>
+              <w:rPr>
+                <w:b/>
+                <w:bCs/>
+                <w:color w:val="7A5400"/>
+                <w:sz w:val="16"/>
+                <w:szCs w:val="16"/>
+              </w:rPr>
+              <w:t xml:space="preserve">EXPLAIN YOUR REASONING</w:t>
+            </w:r>
+          </w:p>
+        </w:tc>
+      </w:tr>
+      <w:tr>
+        <w:trPr>
+          <w:cantSplit/>
+        </w:trPr>
+        <w:tc>
+          <w:tcPr>
+            <w:tcW w:type="dxa" w:w="2800"/>
+            <w:tcMar>
+              <w:top w:type="dxa" w:w="80"/>
+              <w:left w:type="dxa" w:w="100"/>
+              <w:bottom w:type="dxa" w:w="80"/>
+              <w:right w:type="dxa" w:w="100"/>
+            </w:tcMar>
+            <w:vAlign w:val="top"/>
+          </w:tcPr>
+          <w:p>
+            <w:pPr>
+              <w:spacing w:after="40" w:before="0"/>
+            </w:pPr>
+            <w:r>
+              <w:rPr>
+                <w:b/>
+                <w:bCs/>
+                <w:color w:val="0F2B3C"/>
+                <w:sz w:val="20"/>
+                <w:szCs w:val="20"/>
+              </w:rPr>
+              <w:t xml:space="preserve">1.  How many 1/2 pieces are in 1 whole?</w:t>
+            </w:r>
+          </w:p>
+        </w:tc>
+        <w:tc>
+          <w:tcPr>
+            <w:tcW w:type="dxa" w:w="3560"/>
+            <w:tcMar>
+              <w:top w:type="dxa" w:w="80"/>
+              <w:left w:type="dxa" w:w="100"/>
+              <w:bottom w:type="dxa" w:w="80"/>
+              <w:right w:type="dxa" w:w="100"/>
+            </w:tcMar>
+            <w:vAlign w:val="top"/>
+          </w:tcPr>
+          <w:p>
+            <w:pPr>
+              <w:spacing w:after="50" w:before="0"/>
+            </w:pPr>
+            <w:r>
+              <w:rPr>
+                <w:color w:val="BBBBBB"/>
+                <w:sz w:val="18"/>
+                <w:szCs w:val="18"/>
+              </w:rPr>
+              <w:t xml:space="preserve">____________________________</w:t>
+            </w:r>
+          </w:p>
+          <w:p>
+            <w:pPr>
+              <w:spacing w:after="50" w:before="0"/>
+            </w:pPr>
+            <w:r>
+              <w:rPr>
+                <w:color w:val="BBBBBB"/>
+                <w:sz w:val="18"/>
+                <w:szCs w:val="18"/>
+              </w:rPr>
+              <w:t xml:space="preserve">____________________________</w:t>
+            </w:r>
+          </w:p>
+          <w:p>
+            <w:pPr>
+              <w:spacing w:after="50" w:before="0"/>
+            </w:pPr>
+            <w:r>
+              <w:rPr>
+                <w:color w:val="BBBBBB"/>
+                <w:sz w:val="18"/>
+                <w:szCs w:val="18"/>
+              </w:rPr>
+              <w:t xml:space="preserve">____________________________</w:t>
+            </w:r>
+          </w:p>
+          <w:p>
+            <w:pPr>
+              <w:spacing w:after="50" w:before="0"/>
+            </w:pPr>
+            <w:r>
+              <w:rPr>
+                <w:color w:val="BBBBBB"/>
+                <w:sz w:val="18"/>
+                <w:szCs w:val="18"/>
+              </w:rPr>
+              <w:t xml:space="preserve">____________________________</w:t>
+            </w:r>
+          </w:p>
+        </w:tc>
+        <w:tc>
+          <w:tcPr>
+            <w:tcW w:type="dxa" w:w="3000"/>
+            <w:shd w:fill="FBF3E2" w:color="auto" w:val="clear"/>
+            <w:tcMar>
+              <w:top w:type="dxa" w:w="80"/>
+              <w:left w:type="dxa" w:w="100"/>
+              <w:bottom w:type="dxa" w:w="80"/>
+              <w:right w:type="dxa" w:w="100"/>
+            </w:tcMar>
+            <w:vAlign w:val="top"/>
+          </w:tcPr>
+          <w:p>
+            <w:pPr>
+              <w:spacing w:after="30" w:before="0"/>
+            </w:pPr>
+            <w:r>
+              <w:rPr>
+                <w:b/>
+                <w:bCs/>
+                <w:color w:val="0F2B3C"/>
+                <w:sz w:val="18"/>
+                <w:szCs w:val="18"/>
+              </w:rPr>
+              <w:t xml:space="preserve">Because... ________________</w:t>
+            </w:r>
+          </w:p>
+          <w:p>
+            <w:pPr>
+              <w:spacing w:after="50" w:before="0"/>
+            </w:pPr>
+            <w:r>
+              <w:rPr>
+                <w:color w:val="BBBBBB"/>
+                <w:sz w:val="18"/>
+                <w:szCs w:val="18"/>
+              </w:rPr>
+              <w:t xml:space="preserve">____________________________</w:t>
+            </w:r>
+          </w:p>
+          <w:p>
+            <w:pPr>
+              <w:spacing w:after="30" w:before="40"/>
+            </w:pPr>
+            <w:r>
+              <w:rPr>
+                <w:b/>
+                <w:bCs/>
+                <w:color w:val="1A6FB5"/>
+                <w:sz w:val="18"/>
+                <w:szCs w:val="18"/>
+              </w:rPr>
+              <w:t xml:space="preserve">Although... _______________</w:t>
+            </w:r>
+          </w:p>
+          <w:p>
+            <w:pPr>
+              <w:spacing w:after="50" w:before="0"/>
+            </w:pPr>
+            <w:r>
+              <w:rPr>
+                <w:color w:val="BBBBBB"/>
+                <w:sz w:val="18"/>
+                <w:szCs w:val="18"/>
+              </w:rPr>
+              <w:t xml:space="preserve">____________________________</w:t>
+            </w:r>
+          </w:p>
+          <w:p>
+            <w:pPr>
+              <w:spacing w:after="30" w:before="40"/>
+            </w:pPr>
+            <w:r>
+              <w:rPr>
+                <w:b/>
+                <w:bCs/>
+                <w:color w:val="7A5400"/>
+                <w:sz w:val="18"/>
+                <w:szCs w:val="18"/>
+              </w:rPr>
+              <w:t xml:space="preserve">Therefore... ______________</w:t>
+            </w:r>
+          </w:p>
+          <w:p>
+            <w:pPr>
+              <w:spacing w:after="50" w:before="0"/>
+            </w:pPr>
+            <w:r>
+              <w:rPr>
+                <w:color w:val="BBBBBB"/>
+                <w:sz w:val="18"/>
+                <w:szCs w:val="18"/>
+              </w:rPr>
+              <w:t xml:space="preserve">____________________________</w:t>
+            </w:r>
+          </w:p>
+        </w:tc>
+      </w:tr>
+    </w:tbl>
+    <w:p>
+      <w:pPr>
+        <w:spacing w:after="60" w:before="0"/>
+      </w:pPr>
+      <w:r>
+        <w:t xml:space="preserve"/>
+      </w:r>
+    </w:p>
+    <w:tbl>
+      <w:tblPr>
+        <w:tblW w:type="dxa" w:w="9360"/>
+        <w:tblBorders>
+          <w:top w:val="single" w:color="C7D2DD" w:sz="6"/>
+          <w:left w:val="single" w:color="C7D2DD" w:sz="6"/>
+          <w:bottom w:val="single" w:color="C7D2DD" w:sz="6"/>
+          <w:right w:val="single" w:color="C7D2DD" w:sz="6"/>
+          <w:insideH w:val="single" w:color="C7D2DD" w:sz="6"/>
+          <w:insideV w:val="single" w:color="C7D2DD" w:sz="6"/>
+        </w:tblBorders>
+      </w:tblPr>
+      <w:tblGrid>
+        <w:gridCol w:w="2800"/>
+        <w:gridCol w:w="3560"/>
+        <w:gridCol w:w="3000"/>
+      </w:tblGrid>
+      <w:tr>
+        <w:trPr>
+          <w:cantSplit/>
+          <w:tblHeader/>
+        </w:trPr>
+        <w:tc>
+          <w:tcPr>
+            <w:tcW w:type="dxa" w:w="2800"/>
+            <w:shd w:fill="EEF4F8" w:color="auto" w:val="clear"/>
+            <w:tcMar>
+              <w:top w:type="dxa" w:w="60"/>
+              <w:left w:type="dxa" w:w="100"/>
+              <w:bottom w:type="dxa" w:w="60"/>
+              <w:right w:type="dxa" w:w="100"/>
+            </w:tcMar>
+          </w:tcPr>
+          <w:p>
+            <w:pPr>
+              <w:spacing w:after="0" w:before="0"/>
+            </w:pPr>
+            <w:r>
+              <w:rPr>
+                <w:b/>
+                <w:bCs/>
+                <w:color w:val="0F2B3C"/>
+                <w:sz w:val="16"/>
+                <w:szCs w:val="16"/>
+              </w:rPr>
+              <w:t xml:space="preserve">CORE PROBLEM / GIVEN REPRESENTATION</w:t>
+            </w:r>
+          </w:p>
+        </w:tc>
+        <w:tc>
+          <w:tcPr>
+            <w:tcW w:type="dxa" w:w="3560"/>
+            <w:shd w:fill="EEF4F8" w:color="auto" w:val="clear"/>
+            <w:tcMar>
+              <w:top w:type="dxa" w:w="60"/>
+              <w:left w:type="dxa" w:w="100"/>
+              <w:bottom w:type="dxa" w:w="60"/>
+              <w:right w:type="dxa" w:w="100"/>
+            </w:tcMar>
+          </w:tcPr>
+          <w:p>
+            <w:pPr>
+              <w:spacing w:after="0" w:before="0"/>
+            </w:pPr>
+            <w:r>
+              <w:rPr>
+                <w:b/>
+                <w:bCs/>
+                <w:color w:val="0F2B3C"/>
+                <w:sz w:val="16"/>
+                <w:szCs w:val="16"/>
+              </w:rPr>
+              <w:t xml:space="preserve">WORKING SPACE / CALCULATION STEPS</w:t>
+            </w:r>
+          </w:p>
+        </w:tc>
+        <w:tc>
+          <w:tcPr>
+            <w:tcW w:type="dxa" w:w="3000"/>
+            <w:shd w:fill="FBF3E2" w:color="auto" w:val="clear"/>
+            <w:tcMar>
+              <w:top w:type="dxa" w:w="60"/>
+              <w:left w:type="dxa" w:w="100"/>
+              <w:bottom w:type="dxa" w:w="60"/>
+              <w:right w:type="dxa" w:w="100"/>
+            </w:tcMar>
+          </w:tcPr>
+          <w:p>
+            <w:pPr>
+              <w:spacing w:after="0" w:before="0"/>
+            </w:pPr>
+            <w:r>
+              <w:rPr>
+                <w:b/>
+                <w:bCs/>
+                <w:color w:val="7A5400"/>
+                <w:sz w:val="16"/>
+                <w:szCs w:val="16"/>
+              </w:rPr>
+              <w:t xml:space="preserve">EXPLAIN YOUR REASONING</w:t>
+            </w:r>
+          </w:p>
+        </w:tc>
+      </w:tr>
+      <w:tr>
+        <w:trPr>
+          <w:cantSplit/>
+        </w:trPr>
+        <w:tc>
+          <w:tcPr>
+            <w:tcW w:type="dxa" w:w="2800"/>
+            <w:tcMar>
+              <w:top w:type="dxa" w:w="80"/>
+              <w:left w:type="dxa" w:w="100"/>
+              <w:bottom w:type="dxa" w:w="80"/>
+              <w:right w:type="dxa" w:w="100"/>
+            </w:tcMar>
+            <w:vAlign w:val="top"/>
+          </w:tcPr>
+          <w:p>
+            <w:pPr>
+              <w:spacing w:after="40" w:before="0"/>
+            </w:pPr>
+            <w:r>
+              <w:rPr>
+                <w:b/>
+                <w:bCs/>
+                <w:color w:val="0F2B3C"/>
+                <w:sz w:val="20"/>
+                <w:szCs w:val="20"/>
+              </w:rPr>
+              <w:t xml:space="preserve">2.  How many 1/3 pieces are in 1 whole?</w:t>
+            </w:r>
+          </w:p>
+        </w:tc>
+        <w:tc>
+          <w:tcPr>
+            <w:tcW w:type="dxa" w:w="3560"/>
+            <w:tcMar>
+              <w:top w:type="dxa" w:w="80"/>
+              <w:left w:type="dxa" w:w="100"/>
+              <w:bottom w:type="dxa" w:w="80"/>
+              <w:right w:type="dxa" w:w="100"/>
+            </w:tcMar>
+            <w:vAlign w:val="top"/>
+          </w:tcPr>
+          <w:p>
+            <w:pPr>
+              <w:spacing w:after="50" w:before="0"/>
+            </w:pPr>
+            <w:r>
+              <w:rPr>
+                <w:color w:val="BBBBBB"/>
+                <w:sz w:val="18"/>
+                <w:szCs w:val="18"/>
+              </w:rPr>
+              <w:t xml:space="preserve">____________________________</w:t>
+            </w:r>
+          </w:p>
+          <w:p>
+            <w:pPr>
+              <w:spacing w:after="50" w:before="0"/>
+            </w:pPr>
+            <w:r>
+              <w:rPr>
+                <w:color w:val="BBBBBB"/>
+                <w:sz w:val="18"/>
+                <w:szCs w:val="18"/>
+              </w:rPr>
+              <w:t xml:space="preserve">____________________________</w:t>
+            </w:r>
+          </w:p>
+          <w:p>
+            <w:pPr>
+              <w:spacing w:after="50" w:before="0"/>
+            </w:pPr>
+            <w:r>
+              <w:rPr>
+                <w:color w:val="BBBBBB"/>
+                <w:sz w:val="18"/>
+                <w:szCs w:val="18"/>
+              </w:rPr>
+              <w:t xml:space="preserve">____________________________</w:t>
+            </w:r>
+          </w:p>
+          <w:p>
+            <w:pPr>
+              <w:spacing w:after="50" w:before="0"/>
+            </w:pPr>
+            <w:r>
+              <w:rPr>
+                <w:color w:val="BBBBBB"/>
+                <w:sz w:val="18"/>
+                <w:szCs w:val="18"/>
+              </w:rPr>
+              <w:t xml:space="preserve">____________________________</w:t>
+            </w:r>
+          </w:p>
+        </w:tc>
+        <w:tc>
+          <w:tcPr>
+            <w:tcW w:type="dxa" w:w="3000"/>
+            <w:shd w:fill="FBF3E2" w:color="auto" w:val="clear"/>
+            <w:tcMar>
+              <w:top w:type="dxa" w:w="80"/>
+              <w:left w:type="dxa" w:w="100"/>
+              <w:bottom w:type="dxa" w:w="80"/>
+              <w:right w:type="dxa" w:w="100"/>
+            </w:tcMar>
+            <w:vAlign w:val="top"/>
+          </w:tcPr>
+          <w:p>
+            <w:pPr>
+              <w:spacing w:after="30" w:before="0"/>
+            </w:pPr>
+            <w:r>
+              <w:rPr>
+                <w:b/>
+                <w:bCs/>
+                <w:color w:val="0F2B3C"/>
+                <w:sz w:val="18"/>
+                <w:szCs w:val="18"/>
+              </w:rPr>
+              <w:t xml:space="preserve">Because... ________________</w:t>
+            </w:r>
+          </w:p>
+          <w:p>
+            <w:pPr>
+              <w:spacing w:after="50" w:before="0"/>
+            </w:pPr>
+            <w:r>
+              <w:rPr>
+                <w:color w:val="BBBBBB"/>
+                <w:sz w:val="18"/>
+                <w:szCs w:val="18"/>
+              </w:rPr>
+              <w:t xml:space="preserve">____________________________</w:t>
+            </w:r>
+          </w:p>
+          <w:p>
+            <w:pPr>
+              <w:spacing w:after="30" w:before="40"/>
+            </w:pPr>
+            <w:r>
+              <w:rPr>
+                <w:b/>
+                <w:bCs/>
+                <w:color w:val="1A6FB5"/>
+                <w:sz w:val="18"/>
+                <w:szCs w:val="18"/>
+              </w:rPr>
+              <w:t xml:space="preserve">Although... _______________</w:t>
+            </w:r>
+          </w:p>
+          <w:p>
+            <w:pPr>
+              <w:spacing w:after="50" w:before="0"/>
+            </w:pPr>
+            <w:r>
+              <w:rPr>
+                <w:color w:val="BBBBBB"/>
+                <w:sz w:val="18"/>
+                <w:szCs w:val="18"/>
+              </w:rPr>
+              <w:t xml:space="preserve">____________________________</w:t>
+            </w:r>
+          </w:p>
+          <w:p>
+            <w:pPr>
+              <w:spacing w:after="30" w:before="40"/>
+            </w:pPr>
+            <w:r>
+              <w:rPr>
+                <w:b/>
+                <w:bCs/>
+                <w:color w:val="7A5400"/>
+                <w:sz w:val="18"/>
+                <w:szCs w:val="18"/>
+              </w:rPr>
+              <w:t xml:space="preserve">Therefore... ______________</w:t>
+            </w:r>
+          </w:p>
+          <w:p>
+            <w:pPr>
+              <w:spacing w:after="50" w:before="0"/>
+            </w:pPr>
+            <w:r>
+              <w:rPr>
+                <w:color w:val="BBBBBB"/>
+                <w:sz w:val="18"/>
+                <w:szCs w:val="18"/>
+              </w:rPr>
+              <w:t xml:space="preserve">____________________________</w:t>
+            </w:r>
+          </w:p>
+        </w:tc>
+      </w:tr>
+    </w:tbl>
+    <w:p>
+      <w:pPr>
+        <w:spacing w:after="60" w:before="0"/>
+      </w:pPr>
+      <w:r>
+        <w:t xml:space="preserve"/>
+      </w:r>
+    </w:p>
+    <w:tbl>
+      <w:tblPr>
+        <w:tblW w:type="dxa" w:w="9360"/>
+        <w:tblBorders>
+          <w:top w:val="single" w:color="C7D2DD" w:sz="6"/>
+          <w:left w:val="single" w:color="C7D2DD" w:sz="6"/>
+          <w:bottom w:val="single" w:color="C7D2DD" w:sz="6"/>
+          <w:right w:val="single" w:color="C7D2DD" w:sz="6"/>
+          <w:insideH w:val="single" w:color="C7D2DD" w:sz="6"/>
+          <w:insideV w:val="single" w:color="C7D2DD" w:sz="6"/>
+        </w:tblBorders>
+      </w:tblPr>
+      <w:tblGrid>
+        <w:gridCol w:w="2800"/>
+        <w:gridCol w:w="3560"/>
+        <w:gridCol w:w="3000"/>
+      </w:tblGrid>
+      <w:tr>
+        <w:trPr>
+          <w:cantSplit/>
+          <w:tblHeader/>
+        </w:trPr>
+        <w:tc>
+          <w:tcPr>
+            <w:tcW w:type="dxa" w:w="2800"/>
+            <w:shd w:fill="EEF4F8" w:color="auto" w:val="clear"/>
+            <w:tcMar>
+              <w:top w:type="dxa" w:w="60"/>
+              <w:left w:type="dxa" w:w="100"/>
+              <w:bottom w:type="dxa" w:w="60"/>
+              <w:right w:type="dxa" w:w="100"/>
+            </w:tcMar>
+          </w:tcPr>
+          <w:p>
+            <w:pPr>
+              <w:spacing w:after="0" w:before="0"/>
+            </w:pPr>
+            <w:r>
+              <w:rPr>
+                <w:b/>
+                <w:bCs/>
+                <w:color w:val="0F2B3C"/>
+                <w:sz w:val="16"/>
+                <w:szCs w:val="16"/>
+              </w:rPr>
+              <w:t xml:space="preserve">CORE PROBLEM / GIVEN REPRESENTATION</w:t>
+            </w:r>
+          </w:p>
+        </w:tc>
+        <w:tc>
+          <w:tcPr>
+            <w:tcW w:type="dxa" w:w="3560"/>
+            <w:shd w:fill="EEF4F8" w:color="auto" w:val="clear"/>
+            <w:tcMar>
+              <w:top w:type="dxa" w:w="60"/>
+              <w:left w:type="dxa" w:w="100"/>
+              <w:bottom w:type="dxa" w:w="60"/>
+              <w:right w:type="dxa" w:w="100"/>
+            </w:tcMar>
+          </w:tcPr>
+          <w:p>
+            <w:pPr>
+              <w:spacing w:after="0" w:before="0"/>
+            </w:pPr>
+            <w:r>
+              <w:rPr>
+                <w:b/>
+                <w:bCs/>
+                <w:color w:val="0F2B3C"/>
+                <w:sz w:val="16"/>
+                <w:szCs w:val="16"/>
+              </w:rPr>
+              <w:t xml:space="preserve">WORKING SPACE / CALCULATION STEPS</w:t>
+            </w:r>
+          </w:p>
+        </w:tc>
+        <w:tc>
+          <w:tcPr>
+            <w:tcW w:type="dxa" w:w="3000"/>
+            <w:shd w:fill="FBF3E2" w:color="auto" w:val="clear"/>
+            <w:tcMar>
+              <w:top w:type="dxa" w:w="60"/>
+              <w:left w:type="dxa" w:w="100"/>
+              <w:bottom w:type="dxa" w:w="60"/>
+              <w:right w:type="dxa" w:w="100"/>
+            </w:tcMar>
+          </w:tcPr>
+          <w:p>
+            <w:pPr>
+              <w:spacing w:after="0" w:before="0"/>
+            </w:pPr>
+            <w:r>
+              <w:rPr>
+                <w:b/>
+                <w:bCs/>
+                <w:color w:val="7A5400"/>
+                <w:sz w:val="16"/>
+                <w:szCs w:val="16"/>
+              </w:rPr>
+              <w:t xml:space="preserve">EXPLAIN YOUR REASONING</w:t>
+            </w:r>
+          </w:p>
+        </w:tc>
+      </w:tr>
+      <w:tr>
+        <w:trPr>
+          <w:cantSplit/>
+        </w:trPr>
+        <w:tc>
+          <w:tcPr>
+            <w:tcW w:type="dxa" w:w="2800"/>
+            <w:tcMar>
+              <w:top w:type="dxa" w:w="80"/>
+              <w:left w:type="dxa" w:w="100"/>
+              <w:bottom w:type="dxa" w:w="80"/>
+              <w:right w:type="dxa" w:w="100"/>
+            </w:tcMar>
+            <w:vAlign w:val="top"/>
+          </w:tcPr>
+          <w:p>
+            <w:pPr>
+              <w:spacing w:after="40" w:before="0"/>
+            </w:pPr>
+            <w:r>
+              <w:rPr>
+                <w:b/>
+                <w:bCs/>
+                <w:color w:val="0F2B3C"/>
+                <w:sz w:val="20"/>
+                <w:szCs w:val="20"/>
+              </w:rPr>
+              <w:t xml:space="preserve">3.  How many 1/4 pieces are in 1 whole?</w:t>
+            </w:r>
+          </w:p>
+        </w:tc>
+        <w:tc>
+          <w:tcPr>
+            <w:tcW w:type="dxa" w:w="3560"/>
+            <w:tcMar>
+              <w:top w:type="dxa" w:w="80"/>
+              <w:left w:type="dxa" w:w="100"/>
+              <w:bottom w:type="dxa" w:w="80"/>
+              <w:right w:type="dxa" w:w="100"/>
+            </w:tcMar>
+            <w:vAlign w:val="top"/>
+          </w:tcPr>
+          <w:p>
+            <w:pPr>
+              <w:spacing w:after="50" w:before="0"/>
+            </w:pPr>
+            <w:r>
+              <w:rPr>
+                <w:color w:val="BBBBBB"/>
+                <w:sz w:val="18"/>
+                <w:szCs w:val="18"/>
+              </w:rPr>
+              <w:t xml:space="preserve">____________________________</w:t>
+            </w:r>
+          </w:p>
+          <w:p>
+            <w:pPr>
+              <w:spacing w:after="50" w:before="0"/>
+            </w:pPr>
+            <w:r>
+              <w:rPr>
+                <w:color w:val="BBBBBB"/>
+                <w:sz w:val="18"/>
+                <w:szCs w:val="18"/>
+              </w:rPr>
+              <w:t xml:space="preserve">____________________________</w:t>
+            </w:r>
+          </w:p>
+          <w:p>
+            <w:pPr>
+              <w:spacing w:after="50" w:before="0"/>
+            </w:pPr>
+            <w:r>
+              <w:rPr>
+                <w:color w:val="BBBBBB"/>
+                <w:sz w:val="18"/>
+                <w:szCs w:val="18"/>
+              </w:rPr>
+              <w:t xml:space="preserve">____________________________</w:t>
+            </w:r>
+          </w:p>
+          <w:p>
+            <w:pPr>
+              <w:spacing w:after="50" w:before="0"/>
+            </w:pPr>
+            <w:r>
+              <w:rPr>
+                <w:color w:val="BBBBBB"/>
+                <w:sz w:val="18"/>
+                <w:szCs w:val="18"/>
+              </w:rPr>
+              <w:t xml:space="preserve">____________________________</w:t>
+            </w:r>
+          </w:p>
+        </w:tc>
+        <w:tc>
+          <w:tcPr>
+            <w:tcW w:type="dxa" w:w="3000"/>
+            <w:shd w:fill="FBF3E2" w:color="auto" w:val="clear"/>
+            <w:tcMar>
+              <w:top w:type="dxa" w:w="80"/>
+              <w:left w:type="dxa" w:w="100"/>
+              <w:bottom w:type="dxa" w:w="80"/>
+              <w:right w:type="dxa" w:w="100"/>
+            </w:tcMar>
+            <w:vAlign w:val="top"/>
+          </w:tcPr>
+          <w:p>
+            <w:pPr>
+              <w:spacing w:after="30" w:before="0"/>
+            </w:pPr>
+            <w:r>
+              <w:rPr>
+                <w:b/>
+                <w:bCs/>
+                <w:color w:val="0F2B3C"/>
+                <w:sz w:val="18"/>
+                <w:szCs w:val="18"/>
+              </w:rPr>
+              <w:t xml:space="preserve">Because... ________________</w:t>
+            </w:r>
+          </w:p>
+          <w:p>
+            <w:pPr>
+              <w:spacing w:after="50" w:before="0"/>
+            </w:pPr>
+            <w:r>
+              <w:rPr>
+                <w:color w:val="BBBBBB"/>
+                <w:sz w:val="18"/>
+                <w:szCs w:val="18"/>
+              </w:rPr>
+              <w:t xml:space="preserve">____________________________</w:t>
+            </w:r>
+          </w:p>
+          <w:p>
+            <w:pPr>
+              <w:spacing w:after="30" w:before="40"/>
+            </w:pPr>
+            <w:r>
+              <w:rPr>
+                <w:b/>
+                <w:bCs/>
+                <w:color w:val="1A6FB5"/>
+                <w:sz w:val="18"/>
+                <w:szCs w:val="18"/>
+              </w:rPr>
+              <w:t xml:space="preserve">Although... _______________</w:t>
+            </w:r>
+          </w:p>
+          <w:p>
+            <w:pPr>
+              <w:spacing w:after="50" w:before="0"/>
+            </w:pPr>
+            <w:r>
+              <w:rPr>
+                <w:color w:val="BBBBBB"/>
+                <w:sz w:val="18"/>
+                <w:szCs w:val="18"/>
+              </w:rPr>
+              <w:t xml:space="preserve">____________________________</w:t>
+            </w:r>
+          </w:p>
+          <w:p>
+            <w:pPr>
+              <w:spacing w:after="30" w:before="40"/>
+            </w:pPr>
+            <w:r>
+              <w:rPr>
+                <w:b/>
+                <w:bCs/>
+                <w:color w:val="7A5400"/>
+                <w:sz w:val="18"/>
+                <w:szCs w:val="18"/>
+              </w:rPr>
+              <w:t xml:space="preserve">Therefore... ______________</w:t>
+            </w:r>
+          </w:p>
+          <w:p>
+            <w:pPr>
+              <w:spacing w:after="50" w:before="0"/>
+            </w:pPr>
+            <w:r>
+              <w:rPr>
+                <w:color w:val="BBBBBB"/>
+                <w:sz w:val="18"/>
+                <w:szCs w:val="18"/>
+              </w:rPr>
+              <w:t xml:space="preserve">____________________________</w:t>
+            </w:r>
+          </w:p>
+        </w:tc>
+      </w:tr>
+    </w:tbl>
+    <w:p>
+      <w:pPr>
+        <w:spacing w:after="60" w:before="0"/>
+      </w:pPr>
+      <w:r>
+        <w:t xml:space="preserve"/>
       </w:r>
     </w:p>
     <w:p>
@@ -225,63 +2050,629 @@
         <w:t xml:space="preserve">Now count across more than one whole.</w:t>
       </w:r>
     </w:p>
-    <w:p>
-      <w:pPr>
-        <w:spacing w:after="40" w:before="0"/>
-      </w:pPr>
-      <w:r>
-        <w:rPr>
-          <w:sz w:val="22"/>
-          <w:szCs w:val="22"/>
-        </w:rPr>
-        <w:t xml:space="preserve">1.  How many halves (1/2) are in 2 wholes? (2 × 2)</w:t>
-      </w:r>
-    </w:p>
-    <w:p>
-      <w:pPr>
-        <w:spacing w:after="80" w:before="0"/>
-      </w:pPr>
-      <w:r>
-        <w:rPr>
-          <w:color w:val="BBBBBB"/>
-        </w:rPr>
-        <w:t xml:space="preserve">____________________________________________________</w:t>
-      </w:r>
-    </w:p>
-    <w:p>
-      <w:pPr>
-        <w:spacing w:after="40" w:before="0"/>
-      </w:pPr>
-      <w:r>
-        <w:rPr>
-          <w:sz w:val="22"/>
-          <w:szCs w:val="22"/>
-        </w:rPr>
-        <w:t xml:space="preserve">2.  How many thirds (1/3) are in 2 wholes?</w:t>
-      </w:r>
-    </w:p>
-    <w:p>
-      <w:pPr>
-        <w:spacing w:after="40" w:before="0"/>
-      </w:pPr>
-      <w:r>
-        <w:rPr>
-          <w:color w:val="5E6E7E"/>
-          <w:sz w:val="20"/>
-          <w:szCs w:val="20"/>
-        </w:rPr>
-        <w:t xml:space="preserve">     choices: 3   /   5   /   6   /   2</w:t>
-      </w:r>
-    </w:p>
-    <w:p>
-      <w:pPr>
-        <w:spacing w:after="80" w:before="0"/>
-      </w:pPr>
-      <w:r>
-        <w:rPr>
-          <w:color w:val="BBBBBB"/>
-        </w:rPr>
-        <w:t xml:space="preserve">____________________________________________________</w:t>
+    <w:tbl>
+      <w:tblPr>
+        <w:tblW w:type="dxa" w:w="9360"/>
+        <w:tblBorders>
+          <w:top w:val="single" w:color="C7D2DD" w:sz="6"/>
+          <w:left w:val="single" w:color="C7D2DD" w:sz="6"/>
+          <w:bottom w:val="single" w:color="C7D2DD" w:sz="6"/>
+          <w:right w:val="single" w:color="C7D2DD" w:sz="6"/>
+          <w:insideH w:val="single" w:color="C7D2DD" w:sz="6"/>
+          <w:insideV w:val="single" w:color="C7D2DD" w:sz="6"/>
+        </w:tblBorders>
+      </w:tblPr>
+      <w:tblGrid>
+        <w:gridCol w:w="2800"/>
+        <w:gridCol w:w="3560"/>
+        <w:gridCol w:w="3000"/>
+      </w:tblGrid>
+      <w:tr>
+        <w:trPr>
+          <w:cantSplit/>
+          <w:tblHeader/>
+        </w:trPr>
+        <w:tc>
+          <w:tcPr>
+            <w:tcW w:type="dxa" w:w="2800"/>
+            <w:shd w:fill="EEF4F8" w:color="auto" w:val="clear"/>
+            <w:tcMar>
+              <w:top w:type="dxa" w:w="60"/>
+              <w:left w:type="dxa" w:w="100"/>
+              <w:bottom w:type="dxa" w:w="60"/>
+              <w:right w:type="dxa" w:w="100"/>
+            </w:tcMar>
+          </w:tcPr>
+          <w:p>
+            <w:pPr>
+              <w:spacing w:after="0" w:before="0"/>
+            </w:pPr>
+            <w:r>
+              <w:rPr>
+                <w:b/>
+                <w:bCs/>
+                <w:color w:val="0F2B3C"/>
+                <w:sz w:val="16"/>
+                <w:szCs w:val="16"/>
+              </w:rPr>
+              <w:t xml:space="preserve">CORE PROBLEM / GIVEN REPRESENTATION</w:t>
+            </w:r>
+          </w:p>
+        </w:tc>
+        <w:tc>
+          <w:tcPr>
+            <w:tcW w:type="dxa" w:w="3560"/>
+            <w:shd w:fill="EEF4F8" w:color="auto" w:val="clear"/>
+            <w:tcMar>
+              <w:top w:type="dxa" w:w="60"/>
+              <w:left w:type="dxa" w:w="100"/>
+              <w:bottom w:type="dxa" w:w="60"/>
+              <w:right w:type="dxa" w:w="100"/>
+            </w:tcMar>
+          </w:tcPr>
+          <w:p>
+            <w:pPr>
+              <w:spacing w:after="0" w:before="0"/>
+            </w:pPr>
+            <w:r>
+              <w:rPr>
+                <w:b/>
+                <w:bCs/>
+                <w:color w:val="0F2B3C"/>
+                <w:sz w:val="16"/>
+                <w:szCs w:val="16"/>
+              </w:rPr>
+              <w:t xml:space="preserve">WORKING SPACE / CALCULATION STEPS</w:t>
+            </w:r>
+          </w:p>
+        </w:tc>
+        <w:tc>
+          <w:tcPr>
+            <w:tcW w:type="dxa" w:w="3000"/>
+            <w:shd w:fill="FBF3E2" w:color="auto" w:val="clear"/>
+            <w:tcMar>
+              <w:top w:type="dxa" w:w="60"/>
+              <w:left w:type="dxa" w:w="100"/>
+              <w:bottom w:type="dxa" w:w="60"/>
+              <w:right w:type="dxa" w:w="100"/>
+            </w:tcMar>
+          </w:tcPr>
+          <w:p>
+            <w:pPr>
+              <w:spacing w:after="0" w:before="0"/>
+            </w:pPr>
+            <w:r>
+              <w:rPr>
+                <w:b/>
+                <w:bCs/>
+                <w:color w:val="7A5400"/>
+                <w:sz w:val="16"/>
+                <w:szCs w:val="16"/>
+              </w:rPr>
+              <w:t xml:space="preserve">EXPLAIN YOUR REASONING</w:t>
+            </w:r>
+          </w:p>
+        </w:tc>
+      </w:tr>
+      <w:tr>
+        <w:trPr>
+          <w:cantSplit/>
+        </w:trPr>
+        <w:tc>
+          <w:tcPr>
+            <w:tcW w:type="dxa" w:w="2800"/>
+            <w:tcMar>
+              <w:top w:type="dxa" w:w="80"/>
+              <w:left w:type="dxa" w:w="100"/>
+              <w:bottom w:type="dxa" w:w="80"/>
+              <w:right w:type="dxa" w:w="100"/>
+            </w:tcMar>
+            <w:vAlign w:val="top"/>
+          </w:tcPr>
+          <w:p>
+            <w:pPr>
+              <w:spacing w:after="40" w:before="0"/>
+            </w:pPr>
+            <w:r>
+              <w:rPr>
+                <w:b/>
+                <w:bCs/>
+                <w:color w:val="0F2B3C"/>
+                <w:sz w:val="20"/>
+                <w:szCs w:val="20"/>
+              </w:rPr>
+              <w:t xml:space="preserve">1.  How many halves (1/2) are in 2 wholes? (2 × 2)</w:t>
+            </w:r>
+          </w:p>
+        </w:tc>
+        <w:tc>
+          <w:tcPr>
+            <w:tcW w:type="dxa" w:w="3560"/>
+            <w:tcMar>
+              <w:top w:type="dxa" w:w="80"/>
+              <w:left w:type="dxa" w:w="100"/>
+              <w:bottom w:type="dxa" w:w="80"/>
+              <w:right w:type="dxa" w:w="100"/>
+            </w:tcMar>
+            <w:vAlign w:val="top"/>
+          </w:tcPr>
+          <w:p>
+            <w:pPr>
+              <w:spacing w:after="50" w:before="0"/>
+            </w:pPr>
+            <w:r>
+              <w:rPr>
+                <w:color w:val="BBBBBB"/>
+                <w:sz w:val="18"/>
+                <w:szCs w:val="18"/>
+              </w:rPr>
+              <w:t xml:space="preserve">____________________________</w:t>
+            </w:r>
+          </w:p>
+          <w:p>
+            <w:pPr>
+              <w:spacing w:after="50" w:before="0"/>
+            </w:pPr>
+            <w:r>
+              <w:rPr>
+                <w:color w:val="BBBBBB"/>
+                <w:sz w:val="18"/>
+                <w:szCs w:val="18"/>
+              </w:rPr>
+              <w:t xml:space="preserve">____________________________</w:t>
+            </w:r>
+          </w:p>
+          <w:p>
+            <w:pPr>
+              <w:spacing w:after="50" w:before="0"/>
+            </w:pPr>
+            <w:r>
+              <w:rPr>
+                <w:color w:val="BBBBBB"/>
+                <w:sz w:val="18"/>
+                <w:szCs w:val="18"/>
+              </w:rPr>
+              <w:t xml:space="preserve">____________________________</w:t>
+            </w:r>
+          </w:p>
+          <w:p>
+            <w:pPr>
+              <w:spacing w:after="50" w:before="0"/>
+            </w:pPr>
+            <w:r>
+              <w:rPr>
+                <w:color w:val="BBBBBB"/>
+                <w:sz w:val="18"/>
+                <w:szCs w:val="18"/>
+              </w:rPr>
+              <w:t xml:space="preserve">____________________________</w:t>
+            </w:r>
+          </w:p>
+        </w:tc>
+        <w:tc>
+          <w:tcPr>
+            <w:tcW w:type="dxa" w:w="3000"/>
+            <w:shd w:fill="FBF3E2" w:color="auto" w:val="clear"/>
+            <w:tcMar>
+              <w:top w:type="dxa" w:w="80"/>
+              <w:left w:type="dxa" w:w="100"/>
+              <w:bottom w:type="dxa" w:w="80"/>
+              <w:right w:type="dxa" w:w="100"/>
+            </w:tcMar>
+            <w:vAlign w:val="top"/>
+          </w:tcPr>
+          <w:p>
+            <w:pPr>
+              <w:spacing w:after="30" w:before="0"/>
+            </w:pPr>
+            <w:r>
+              <w:rPr>
+                <w:b/>
+                <w:bCs/>
+                <w:color w:val="0F2B3C"/>
+                <w:sz w:val="18"/>
+                <w:szCs w:val="18"/>
+              </w:rPr>
+              <w:t xml:space="preserve">Because... ________________</w:t>
+            </w:r>
+          </w:p>
+          <w:p>
+            <w:pPr>
+              <w:spacing w:after="50" w:before="0"/>
+            </w:pPr>
+            <w:r>
+              <w:rPr>
+                <w:color w:val="BBBBBB"/>
+                <w:sz w:val="18"/>
+                <w:szCs w:val="18"/>
+              </w:rPr>
+              <w:t xml:space="preserve">____________________________</w:t>
+            </w:r>
+          </w:p>
+          <w:p>
+            <w:pPr>
+              <w:spacing w:after="30" w:before="40"/>
+            </w:pPr>
+            <w:r>
+              <w:rPr>
+                <w:b/>
+                <w:bCs/>
+                <w:color w:val="1A6FB5"/>
+                <w:sz w:val="18"/>
+                <w:szCs w:val="18"/>
+              </w:rPr>
+              <w:t xml:space="preserve">Although... _______________</w:t>
+            </w:r>
+          </w:p>
+          <w:p>
+            <w:pPr>
+              <w:spacing w:after="50" w:before="0"/>
+            </w:pPr>
+            <w:r>
+              <w:rPr>
+                <w:color w:val="BBBBBB"/>
+                <w:sz w:val="18"/>
+                <w:szCs w:val="18"/>
+              </w:rPr>
+              <w:t xml:space="preserve">____________________________</w:t>
+            </w:r>
+          </w:p>
+          <w:p>
+            <w:pPr>
+              <w:spacing w:after="30" w:before="40"/>
+            </w:pPr>
+            <w:r>
+              <w:rPr>
+                <w:b/>
+                <w:bCs/>
+                <w:color w:val="7A5400"/>
+                <w:sz w:val="18"/>
+                <w:szCs w:val="18"/>
+              </w:rPr>
+              <w:t xml:space="preserve">Therefore... ______________</w:t>
+            </w:r>
+          </w:p>
+          <w:p>
+            <w:pPr>
+              <w:spacing w:after="50" w:before="0"/>
+            </w:pPr>
+            <w:r>
+              <w:rPr>
+                <w:color w:val="BBBBBB"/>
+                <w:sz w:val="18"/>
+                <w:szCs w:val="18"/>
+              </w:rPr>
+              <w:t xml:space="preserve">____________________________</w:t>
+            </w:r>
+          </w:p>
+        </w:tc>
+      </w:tr>
+    </w:tbl>
+    <w:p>
+      <w:pPr>
+        <w:spacing w:after="60" w:before="0"/>
+      </w:pPr>
+      <w:r>
+        <w:t xml:space="preserve"/>
+      </w:r>
+    </w:p>
+    <w:tbl>
+      <w:tblPr>
+        <w:tblW w:type="dxa" w:w="9360"/>
+        <w:tblBorders>
+          <w:top w:val="single" w:color="C7D2DD" w:sz="6"/>
+          <w:left w:val="single" w:color="C7D2DD" w:sz="6"/>
+          <w:bottom w:val="single" w:color="C7D2DD" w:sz="6"/>
+          <w:right w:val="single" w:color="C7D2DD" w:sz="6"/>
+          <w:insideH w:val="single" w:color="C7D2DD" w:sz="6"/>
+          <w:insideV w:val="single" w:color="C7D2DD" w:sz="6"/>
+        </w:tblBorders>
+      </w:tblPr>
+      <w:tblGrid>
+        <w:gridCol w:w="2800"/>
+        <w:gridCol w:w="3560"/>
+        <w:gridCol w:w="3000"/>
+      </w:tblGrid>
+      <w:tr>
+        <w:trPr>
+          <w:cantSplit/>
+          <w:tblHeader/>
+        </w:trPr>
+        <w:tc>
+          <w:tcPr>
+            <w:tcW w:type="dxa" w:w="2800"/>
+            <w:shd w:fill="EEF4F8" w:color="auto" w:val="clear"/>
+            <w:tcMar>
+              <w:top w:type="dxa" w:w="60"/>
+              <w:left w:type="dxa" w:w="100"/>
+              <w:bottom w:type="dxa" w:w="60"/>
+              <w:right w:type="dxa" w:w="100"/>
+            </w:tcMar>
+          </w:tcPr>
+          <w:p>
+            <w:pPr>
+              <w:spacing w:after="0" w:before="0"/>
+            </w:pPr>
+            <w:r>
+              <w:rPr>
+                <w:b/>
+                <w:bCs/>
+                <w:color w:val="0F2B3C"/>
+                <w:sz w:val="16"/>
+                <w:szCs w:val="16"/>
+              </w:rPr>
+              <w:t xml:space="preserve">CORE PROBLEM / GIVEN REPRESENTATION</w:t>
+            </w:r>
+          </w:p>
+        </w:tc>
+        <w:tc>
+          <w:tcPr>
+            <w:tcW w:type="dxa" w:w="3560"/>
+            <w:shd w:fill="EEF4F8" w:color="auto" w:val="clear"/>
+            <w:tcMar>
+              <w:top w:type="dxa" w:w="60"/>
+              <w:left w:type="dxa" w:w="100"/>
+              <w:bottom w:type="dxa" w:w="60"/>
+              <w:right w:type="dxa" w:w="100"/>
+            </w:tcMar>
+          </w:tcPr>
+          <w:p>
+            <w:pPr>
+              <w:spacing w:after="0" w:before="0"/>
+            </w:pPr>
+            <w:r>
+              <w:rPr>
+                <w:b/>
+                <w:bCs/>
+                <w:color w:val="0F2B3C"/>
+                <w:sz w:val="16"/>
+                <w:szCs w:val="16"/>
+              </w:rPr>
+              <w:t xml:space="preserve">WORKING SPACE / CALCULATION STEPS</w:t>
+            </w:r>
+          </w:p>
+        </w:tc>
+        <w:tc>
+          <w:tcPr>
+            <w:tcW w:type="dxa" w:w="3000"/>
+            <w:shd w:fill="FBF3E2" w:color="auto" w:val="clear"/>
+            <w:tcMar>
+              <w:top w:type="dxa" w:w="60"/>
+              <w:left w:type="dxa" w:w="100"/>
+              <w:bottom w:type="dxa" w:w="60"/>
+              <w:right w:type="dxa" w:w="100"/>
+            </w:tcMar>
+          </w:tcPr>
+          <w:p>
+            <w:pPr>
+              <w:spacing w:after="0" w:before="0"/>
+            </w:pPr>
+            <w:r>
+              <w:rPr>
+                <w:b/>
+                <w:bCs/>
+                <w:color w:val="7A5400"/>
+                <w:sz w:val="16"/>
+                <w:szCs w:val="16"/>
+              </w:rPr>
+              <w:t xml:space="preserve">EXPLAIN YOUR REASONING</w:t>
+            </w:r>
+          </w:p>
+        </w:tc>
+      </w:tr>
+      <w:tr>
+        <w:trPr>
+          <w:cantSplit/>
+        </w:trPr>
+        <w:tc>
+          <w:tcPr>
+            <w:tcW w:type="dxa" w:w="2800"/>
+            <w:tcMar>
+              <w:top w:type="dxa" w:w="80"/>
+              <w:left w:type="dxa" w:w="100"/>
+              <w:bottom w:type="dxa" w:w="80"/>
+              <w:right w:type="dxa" w:w="100"/>
+            </w:tcMar>
+            <w:vAlign w:val="top"/>
+          </w:tcPr>
+          <w:p>
+            <w:pPr>
+              <w:spacing w:after="40" w:before="0"/>
+            </w:pPr>
+            <w:r>
+              <w:rPr>
+                <w:b/>
+                <w:bCs/>
+                <w:color w:val="0F2B3C"/>
+                <w:sz w:val="20"/>
+                <w:szCs w:val="20"/>
+              </w:rPr>
+              <w:t xml:space="preserve">2.  How many thirds (1/3) are in 2 wholes?</w:t>
+            </w:r>
+          </w:p>
+          <w:p>
+            <w:pPr>
+              <w:spacing w:after="0" w:before="0"/>
+            </w:pPr>
+            <w:r>
+              <w:rPr>
+                <w:color w:val="5E6E7E"/>
+                <w:sz w:val="18"/>
+                <w:szCs w:val="18"/>
+              </w:rPr>
+              <w:t xml:space="preserve">Choices: 3   /   5   /   6   /   2</w:t>
+            </w:r>
+          </w:p>
+        </w:tc>
+        <w:tc>
+          <w:tcPr>
+            <w:tcW w:type="dxa" w:w="3560"/>
+            <w:tcMar>
+              <w:top w:type="dxa" w:w="80"/>
+              <w:left w:type="dxa" w:w="100"/>
+              <w:bottom w:type="dxa" w:w="80"/>
+              <w:right w:type="dxa" w:w="100"/>
+            </w:tcMar>
+            <w:vAlign w:val="top"/>
+          </w:tcPr>
+          <w:p>
+            <w:pPr>
+              <w:spacing w:after="50" w:before="0"/>
+            </w:pPr>
+            <w:r>
+              <w:rPr>
+                <w:color w:val="BBBBBB"/>
+                <w:sz w:val="18"/>
+                <w:szCs w:val="18"/>
+              </w:rPr>
+              <w:t xml:space="preserve">____________________________</w:t>
+            </w:r>
+          </w:p>
+          <w:p>
+            <w:pPr>
+              <w:spacing w:after="50" w:before="0"/>
+            </w:pPr>
+            <w:r>
+              <w:rPr>
+                <w:color w:val="BBBBBB"/>
+                <w:sz w:val="18"/>
+                <w:szCs w:val="18"/>
+              </w:rPr>
+              <w:t xml:space="preserve">____________________________</w:t>
+            </w:r>
+          </w:p>
+          <w:p>
+            <w:pPr>
+              <w:spacing w:after="50" w:before="0"/>
+            </w:pPr>
+            <w:r>
+              <w:rPr>
+                <w:color w:val="BBBBBB"/>
+                <w:sz w:val="18"/>
+                <w:szCs w:val="18"/>
+              </w:rPr>
+              <w:t xml:space="preserve">____________________________</w:t>
+            </w:r>
+          </w:p>
+          <w:p>
+            <w:pPr>
+              <w:spacing w:after="50" w:before="0"/>
+            </w:pPr>
+            <w:r>
+              <w:rPr>
+                <w:color w:val="BBBBBB"/>
+                <w:sz w:val="18"/>
+                <w:szCs w:val="18"/>
+              </w:rPr>
+              <w:t xml:space="preserve">____________________________</w:t>
+            </w:r>
+          </w:p>
+        </w:tc>
+        <w:tc>
+          <w:tcPr>
+            <w:tcW w:type="dxa" w:w="3000"/>
+            <w:shd w:fill="FBF3E2" w:color="auto" w:val="clear"/>
+            <w:tcMar>
+              <w:top w:type="dxa" w:w="80"/>
+              <w:left w:type="dxa" w:w="100"/>
+              <w:bottom w:type="dxa" w:w="80"/>
+              <w:right w:type="dxa" w:w="100"/>
+            </w:tcMar>
+            <w:vAlign w:val="top"/>
+          </w:tcPr>
+          <w:p>
+            <w:pPr>
+              <w:spacing w:after="30" w:before="0"/>
+            </w:pPr>
+            <w:r>
+              <w:rPr>
+                <w:b/>
+                <w:bCs/>
+                <w:color w:val="0F2B3C"/>
+                <w:sz w:val="18"/>
+                <w:szCs w:val="18"/>
+              </w:rPr>
+              <w:t xml:space="preserve">Because... ________________</w:t>
+            </w:r>
+          </w:p>
+          <w:p>
+            <w:pPr>
+              <w:spacing w:after="50" w:before="0"/>
+            </w:pPr>
+            <w:r>
+              <w:rPr>
+                <w:color w:val="BBBBBB"/>
+                <w:sz w:val="18"/>
+                <w:szCs w:val="18"/>
+              </w:rPr>
+              <w:t xml:space="preserve">____________________________</w:t>
+            </w:r>
+          </w:p>
+          <w:p>
+            <w:pPr>
+              <w:spacing w:after="30" w:before="40"/>
+            </w:pPr>
+            <w:r>
+              <w:rPr>
+                <w:b/>
+                <w:bCs/>
+                <w:color w:val="1A6FB5"/>
+                <w:sz w:val="18"/>
+                <w:szCs w:val="18"/>
+              </w:rPr>
+              <w:t xml:space="preserve">Although... _______________</w:t>
+            </w:r>
+          </w:p>
+          <w:p>
+            <w:pPr>
+              <w:spacing w:after="50" w:before="0"/>
+            </w:pPr>
+            <w:r>
+              <w:rPr>
+                <w:color w:val="BBBBBB"/>
+                <w:sz w:val="18"/>
+                <w:szCs w:val="18"/>
+              </w:rPr>
+              <w:t xml:space="preserve">____________________________</w:t>
+            </w:r>
+          </w:p>
+          <w:p>
+            <w:pPr>
+              <w:spacing w:after="30" w:before="40"/>
+            </w:pPr>
+            <w:r>
+              <w:rPr>
+                <w:b/>
+                <w:bCs/>
+                <w:color w:val="7A5400"/>
+                <w:sz w:val="18"/>
+                <w:szCs w:val="18"/>
+              </w:rPr>
+              <w:t xml:space="preserve">Therefore... ______________</w:t>
+            </w:r>
+          </w:p>
+          <w:p>
+            <w:pPr>
+              <w:spacing w:after="50" w:before="0"/>
+            </w:pPr>
+            <w:r>
+              <w:rPr>
+                <w:color w:val="BBBBBB"/>
+                <w:sz w:val="18"/>
+                <w:szCs w:val="18"/>
+              </w:rPr>
+              <w:t xml:space="preserve">____________________________</w:t>
+            </w:r>
+          </w:p>
+        </w:tc>
+      </w:tr>
+    </w:tbl>
+    <w:p>
+      <w:pPr>
+        <w:spacing w:after="60" w:before="0"/>
+      </w:pPr>
+      <w:r>
+        <w:t xml:space="preserve"/>
       </w:r>
     </w:p>
     <w:p>
@@ -313,50 +2704,616 @@
         <w:t xml:space="preserve">Stretch straight into dividing a whole by a fraction.</w:t>
       </w:r>
     </w:p>
-    <w:p>
-      <w:pPr>
-        <w:spacing w:after="40" w:before="0"/>
-      </w:pPr>
-      <w:r>
-        <w:rPr>
-          <w:sz w:val="22"/>
-          <w:szCs w:val="22"/>
-        </w:rPr>
-        <w:t xml:space="preserve">1.  3 ÷ 1/2 means "how many halves in 3 wholes?" What is it?</w:t>
-      </w:r>
-    </w:p>
-    <w:p>
-      <w:pPr>
-        <w:spacing w:after="80" w:before="0"/>
-      </w:pPr>
-      <w:r>
-        <w:rPr>
-          <w:color w:val="BBBBBB"/>
-        </w:rPr>
-        <w:t xml:space="preserve">____________________________________________________</w:t>
-      </w:r>
-    </w:p>
-    <w:p>
-      <w:pPr>
-        <w:spacing w:after="40" w:before="0"/>
-      </w:pPr>
-      <w:r>
-        <w:rPr>
-          <w:sz w:val="22"/>
-          <w:szCs w:val="22"/>
-        </w:rPr>
-        <w:t xml:space="preserve">2.  2 ÷ 1/4 means "how many fourths in 2 wholes?" What is it?</w:t>
-      </w:r>
-    </w:p>
-    <w:p>
-      <w:pPr>
-        <w:spacing w:after="80" w:before="0"/>
-      </w:pPr>
-      <w:r>
-        <w:rPr>
-          <w:color w:val="BBBBBB"/>
-        </w:rPr>
-        <w:t xml:space="preserve">____________________________________________________</w:t>
+    <w:tbl>
+      <w:tblPr>
+        <w:tblW w:type="dxa" w:w="9360"/>
+        <w:tblBorders>
+          <w:top w:val="single" w:color="C7D2DD" w:sz="6"/>
+          <w:left w:val="single" w:color="C7D2DD" w:sz="6"/>
+          <w:bottom w:val="single" w:color="C7D2DD" w:sz="6"/>
+          <w:right w:val="single" w:color="C7D2DD" w:sz="6"/>
+          <w:insideH w:val="single" w:color="C7D2DD" w:sz="6"/>
+          <w:insideV w:val="single" w:color="C7D2DD" w:sz="6"/>
+        </w:tblBorders>
+      </w:tblPr>
+      <w:tblGrid>
+        <w:gridCol w:w="2800"/>
+        <w:gridCol w:w="3560"/>
+        <w:gridCol w:w="3000"/>
+      </w:tblGrid>
+      <w:tr>
+        <w:trPr>
+          <w:cantSplit/>
+          <w:tblHeader/>
+        </w:trPr>
+        <w:tc>
+          <w:tcPr>
+            <w:tcW w:type="dxa" w:w="2800"/>
+            <w:shd w:fill="EEF4F8" w:color="auto" w:val="clear"/>
+            <w:tcMar>
+              <w:top w:type="dxa" w:w="60"/>
+              <w:left w:type="dxa" w:w="100"/>
+              <w:bottom w:type="dxa" w:w="60"/>
+              <w:right w:type="dxa" w:w="100"/>
+            </w:tcMar>
+          </w:tcPr>
+          <w:p>
+            <w:pPr>
+              <w:spacing w:after="0" w:before="0"/>
+            </w:pPr>
+            <w:r>
+              <w:rPr>
+                <w:b/>
+                <w:bCs/>
+                <w:color w:val="0F2B3C"/>
+                <w:sz w:val="16"/>
+                <w:szCs w:val="16"/>
+              </w:rPr>
+              <w:t xml:space="preserve">CORE PROBLEM / GIVEN REPRESENTATION</w:t>
+            </w:r>
+          </w:p>
+        </w:tc>
+        <w:tc>
+          <w:tcPr>
+            <w:tcW w:type="dxa" w:w="3560"/>
+            <w:shd w:fill="EEF4F8" w:color="auto" w:val="clear"/>
+            <w:tcMar>
+              <w:top w:type="dxa" w:w="60"/>
+              <w:left w:type="dxa" w:w="100"/>
+              <w:bottom w:type="dxa" w:w="60"/>
+              <w:right w:type="dxa" w:w="100"/>
+            </w:tcMar>
+          </w:tcPr>
+          <w:p>
+            <w:pPr>
+              <w:spacing w:after="0" w:before="0"/>
+            </w:pPr>
+            <w:r>
+              <w:rPr>
+                <w:b/>
+                <w:bCs/>
+                <w:color w:val="0F2B3C"/>
+                <w:sz w:val="16"/>
+                <w:szCs w:val="16"/>
+              </w:rPr>
+              <w:t xml:space="preserve">WORKING SPACE / CALCULATION STEPS</w:t>
+            </w:r>
+          </w:p>
+        </w:tc>
+        <w:tc>
+          <w:tcPr>
+            <w:tcW w:type="dxa" w:w="3000"/>
+            <w:shd w:fill="FBF3E2" w:color="auto" w:val="clear"/>
+            <w:tcMar>
+              <w:top w:type="dxa" w:w="60"/>
+              <w:left w:type="dxa" w:w="100"/>
+              <w:bottom w:type="dxa" w:w="60"/>
+              <w:right w:type="dxa" w:w="100"/>
+            </w:tcMar>
+          </w:tcPr>
+          <w:p>
+            <w:pPr>
+              <w:spacing w:after="0" w:before="0"/>
+            </w:pPr>
+            <w:r>
+              <w:rPr>
+                <w:b/>
+                <w:bCs/>
+                <w:color w:val="7A5400"/>
+                <w:sz w:val="16"/>
+                <w:szCs w:val="16"/>
+              </w:rPr>
+              <w:t xml:space="preserve">EXPLAIN YOUR REASONING</w:t>
+            </w:r>
+          </w:p>
+        </w:tc>
+      </w:tr>
+      <w:tr>
+        <w:trPr>
+          <w:cantSplit/>
+        </w:trPr>
+        <w:tc>
+          <w:tcPr>
+            <w:tcW w:type="dxa" w:w="2800"/>
+            <w:tcMar>
+              <w:top w:type="dxa" w:w="80"/>
+              <w:left w:type="dxa" w:w="100"/>
+              <w:bottom w:type="dxa" w:w="80"/>
+              <w:right w:type="dxa" w:w="100"/>
+            </w:tcMar>
+            <w:vAlign w:val="top"/>
+          </w:tcPr>
+          <w:p>
+            <w:pPr>
+              <w:spacing w:after="40" w:before="0"/>
+            </w:pPr>
+            <w:r>
+              <w:rPr>
+                <w:b/>
+                <w:bCs/>
+                <w:color w:val="0F2B3C"/>
+                <w:sz w:val="20"/>
+                <w:szCs w:val="20"/>
+              </w:rPr>
+              <w:t xml:space="preserve">1.  3 ÷ 1/2 means "how many halves in 3 wholes?" What is it?</w:t>
+            </w:r>
+          </w:p>
+        </w:tc>
+        <w:tc>
+          <w:tcPr>
+            <w:tcW w:type="dxa" w:w="3560"/>
+            <w:tcMar>
+              <w:top w:type="dxa" w:w="80"/>
+              <w:left w:type="dxa" w:w="100"/>
+              <w:bottom w:type="dxa" w:w="80"/>
+              <w:right w:type="dxa" w:w="100"/>
+            </w:tcMar>
+            <w:vAlign w:val="top"/>
+          </w:tcPr>
+          <w:p>
+            <w:pPr>
+              <w:spacing w:after="50" w:before="0"/>
+            </w:pPr>
+            <w:r>
+              <w:rPr>
+                <w:color w:val="BBBBBB"/>
+                <w:sz w:val="18"/>
+                <w:szCs w:val="18"/>
+              </w:rPr>
+              <w:t xml:space="preserve">____________________________</w:t>
+            </w:r>
+          </w:p>
+          <w:p>
+            <w:pPr>
+              <w:spacing w:after="50" w:before="0"/>
+            </w:pPr>
+            <w:r>
+              <w:rPr>
+                <w:color w:val="BBBBBB"/>
+                <w:sz w:val="18"/>
+                <w:szCs w:val="18"/>
+              </w:rPr>
+              <w:t xml:space="preserve">____________________________</w:t>
+            </w:r>
+          </w:p>
+          <w:p>
+            <w:pPr>
+              <w:spacing w:after="50" w:before="0"/>
+            </w:pPr>
+            <w:r>
+              <w:rPr>
+                <w:color w:val="BBBBBB"/>
+                <w:sz w:val="18"/>
+                <w:szCs w:val="18"/>
+              </w:rPr>
+              <w:t xml:space="preserve">____________________________</w:t>
+            </w:r>
+          </w:p>
+          <w:p>
+            <w:pPr>
+              <w:spacing w:after="50" w:before="0"/>
+            </w:pPr>
+            <w:r>
+              <w:rPr>
+                <w:color w:val="BBBBBB"/>
+                <w:sz w:val="18"/>
+                <w:szCs w:val="18"/>
+              </w:rPr>
+              <w:t xml:space="preserve">____________________________</w:t>
+            </w:r>
+          </w:p>
+        </w:tc>
+        <w:tc>
+          <w:tcPr>
+            <w:tcW w:type="dxa" w:w="3000"/>
+            <w:shd w:fill="FBF3E2" w:color="auto" w:val="clear"/>
+            <w:tcMar>
+              <w:top w:type="dxa" w:w="80"/>
+              <w:left w:type="dxa" w:w="100"/>
+              <w:bottom w:type="dxa" w:w="80"/>
+              <w:right w:type="dxa" w:w="100"/>
+            </w:tcMar>
+            <w:vAlign w:val="top"/>
+          </w:tcPr>
+          <w:p>
+            <w:pPr>
+              <w:spacing w:after="30" w:before="0"/>
+            </w:pPr>
+            <w:r>
+              <w:rPr>
+                <w:b/>
+                <w:bCs/>
+                <w:color w:val="0F2B3C"/>
+                <w:sz w:val="18"/>
+                <w:szCs w:val="18"/>
+              </w:rPr>
+              <w:t xml:space="preserve">Because... ________________</w:t>
+            </w:r>
+          </w:p>
+          <w:p>
+            <w:pPr>
+              <w:spacing w:after="50" w:before="0"/>
+            </w:pPr>
+            <w:r>
+              <w:rPr>
+                <w:color w:val="BBBBBB"/>
+                <w:sz w:val="18"/>
+                <w:szCs w:val="18"/>
+              </w:rPr>
+              <w:t xml:space="preserve">____________________________</w:t>
+            </w:r>
+          </w:p>
+          <w:p>
+            <w:pPr>
+              <w:spacing w:after="30" w:before="40"/>
+            </w:pPr>
+            <w:r>
+              <w:rPr>
+                <w:b/>
+                <w:bCs/>
+                <w:color w:val="1A6FB5"/>
+                <w:sz w:val="18"/>
+                <w:szCs w:val="18"/>
+              </w:rPr>
+              <w:t xml:space="preserve">Although... _______________</w:t>
+            </w:r>
+          </w:p>
+          <w:p>
+            <w:pPr>
+              <w:spacing w:after="50" w:before="0"/>
+            </w:pPr>
+            <w:r>
+              <w:rPr>
+                <w:color w:val="BBBBBB"/>
+                <w:sz w:val="18"/>
+                <w:szCs w:val="18"/>
+              </w:rPr>
+              <w:t xml:space="preserve">____________________________</w:t>
+            </w:r>
+          </w:p>
+          <w:p>
+            <w:pPr>
+              <w:spacing w:after="30" w:before="40"/>
+            </w:pPr>
+            <w:r>
+              <w:rPr>
+                <w:b/>
+                <w:bCs/>
+                <w:color w:val="7A5400"/>
+                <w:sz w:val="18"/>
+                <w:szCs w:val="18"/>
+              </w:rPr>
+              <w:t xml:space="preserve">Therefore... ______________</w:t>
+            </w:r>
+          </w:p>
+          <w:p>
+            <w:pPr>
+              <w:spacing w:after="50" w:before="0"/>
+            </w:pPr>
+            <w:r>
+              <w:rPr>
+                <w:color w:val="BBBBBB"/>
+                <w:sz w:val="18"/>
+                <w:szCs w:val="18"/>
+              </w:rPr>
+              <w:t xml:space="preserve">____________________________</w:t>
+            </w:r>
+          </w:p>
+        </w:tc>
+      </w:tr>
+    </w:tbl>
+    <w:p>
+      <w:pPr>
+        <w:spacing w:after="60" w:before="0"/>
+      </w:pPr>
+      <w:r>
+        <w:t xml:space="preserve"/>
+      </w:r>
+    </w:p>
+    <w:tbl>
+      <w:tblPr>
+        <w:tblW w:type="dxa" w:w="9360"/>
+        <w:tblBorders>
+          <w:top w:val="single" w:color="C7D2DD" w:sz="6"/>
+          <w:left w:val="single" w:color="C7D2DD" w:sz="6"/>
+          <w:bottom w:val="single" w:color="C7D2DD" w:sz="6"/>
+          <w:right w:val="single" w:color="C7D2DD" w:sz="6"/>
+          <w:insideH w:val="single" w:color="C7D2DD" w:sz="6"/>
+          <w:insideV w:val="single" w:color="C7D2DD" w:sz="6"/>
+        </w:tblBorders>
+      </w:tblPr>
+      <w:tblGrid>
+        <w:gridCol w:w="2800"/>
+        <w:gridCol w:w="3560"/>
+        <w:gridCol w:w="3000"/>
+      </w:tblGrid>
+      <w:tr>
+        <w:trPr>
+          <w:cantSplit/>
+          <w:tblHeader/>
+        </w:trPr>
+        <w:tc>
+          <w:tcPr>
+            <w:tcW w:type="dxa" w:w="2800"/>
+            <w:shd w:fill="EEF4F8" w:color="auto" w:val="clear"/>
+            <w:tcMar>
+              <w:top w:type="dxa" w:w="60"/>
+              <w:left w:type="dxa" w:w="100"/>
+              <w:bottom w:type="dxa" w:w="60"/>
+              <w:right w:type="dxa" w:w="100"/>
+            </w:tcMar>
+          </w:tcPr>
+          <w:p>
+            <w:pPr>
+              <w:spacing w:after="0" w:before="0"/>
+            </w:pPr>
+            <w:r>
+              <w:rPr>
+                <w:b/>
+                <w:bCs/>
+                <w:color w:val="0F2B3C"/>
+                <w:sz w:val="16"/>
+                <w:szCs w:val="16"/>
+              </w:rPr>
+              <w:t xml:space="preserve">CORE PROBLEM / GIVEN REPRESENTATION</w:t>
+            </w:r>
+          </w:p>
+        </w:tc>
+        <w:tc>
+          <w:tcPr>
+            <w:tcW w:type="dxa" w:w="3560"/>
+            <w:shd w:fill="EEF4F8" w:color="auto" w:val="clear"/>
+            <w:tcMar>
+              <w:top w:type="dxa" w:w="60"/>
+              <w:left w:type="dxa" w:w="100"/>
+              <w:bottom w:type="dxa" w:w="60"/>
+              <w:right w:type="dxa" w:w="100"/>
+            </w:tcMar>
+          </w:tcPr>
+          <w:p>
+            <w:pPr>
+              <w:spacing w:after="0" w:before="0"/>
+            </w:pPr>
+            <w:r>
+              <w:rPr>
+                <w:b/>
+                <w:bCs/>
+                <w:color w:val="0F2B3C"/>
+                <w:sz w:val="16"/>
+                <w:szCs w:val="16"/>
+              </w:rPr>
+              <w:t xml:space="preserve">WORKING SPACE / CALCULATION STEPS</w:t>
+            </w:r>
+          </w:p>
+        </w:tc>
+        <w:tc>
+          <w:tcPr>
+            <w:tcW w:type="dxa" w:w="3000"/>
+            <w:shd w:fill="FBF3E2" w:color="auto" w:val="clear"/>
+            <w:tcMar>
+              <w:top w:type="dxa" w:w="60"/>
+              <w:left w:type="dxa" w:w="100"/>
+              <w:bottom w:type="dxa" w:w="60"/>
+              <w:right w:type="dxa" w:w="100"/>
+            </w:tcMar>
+          </w:tcPr>
+          <w:p>
+            <w:pPr>
+              <w:spacing w:after="0" w:before="0"/>
+            </w:pPr>
+            <w:r>
+              <w:rPr>
+                <w:b/>
+                <w:bCs/>
+                <w:color w:val="7A5400"/>
+                <w:sz w:val="16"/>
+                <w:szCs w:val="16"/>
+              </w:rPr>
+              <w:t xml:space="preserve">EXPLAIN YOUR REASONING</w:t>
+            </w:r>
+          </w:p>
+        </w:tc>
+      </w:tr>
+      <w:tr>
+        <w:trPr>
+          <w:cantSplit/>
+        </w:trPr>
+        <w:tc>
+          <w:tcPr>
+            <w:tcW w:type="dxa" w:w="2800"/>
+            <w:tcMar>
+              <w:top w:type="dxa" w:w="80"/>
+              <w:left w:type="dxa" w:w="100"/>
+              <w:bottom w:type="dxa" w:w="80"/>
+              <w:right w:type="dxa" w:w="100"/>
+            </w:tcMar>
+            <w:vAlign w:val="top"/>
+          </w:tcPr>
+          <w:p>
+            <w:pPr>
+              <w:spacing w:after="40" w:before="0"/>
+            </w:pPr>
+            <w:r>
+              <w:rPr>
+                <w:b/>
+                <w:bCs/>
+                <w:color w:val="0F2B3C"/>
+                <w:sz w:val="20"/>
+                <w:szCs w:val="20"/>
+              </w:rPr>
+              <w:t xml:space="preserve">2.  2 ÷ 1/4 means "how many fourths in 2 wholes?" What is it?</w:t>
+            </w:r>
+          </w:p>
+        </w:tc>
+        <w:tc>
+          <w:tcPr>
+            <w:tcW w:type="dxa" w:w="3560"/>
+            <w:tcMar>
+              <w:top w:type="dxa" w:w="80"/>
+              <w:left w:type="dxa" w:w="100"/>
+              <w:bottom w:type="dxa" w:w="80"/>
+              <w:right w:type="dxa" w:w="100"/>
+            </w:tcMar>
+            <w:vAlign w:val="top"/>
+          </w:tcPr>
+          <w:p>
+            <w:pPr>
+              <w:spacing w:after="50" w:before="0"/>
+            </w:pPr>
+            <w:r>
+              <w:rPr>
+                <w:color w:val="BBBBBB"/>
+                <w:sz w:val="18"/>
+                <w:szCs w:val="18"/>
+              </w:rPr>
+              <w:t xml:space="preserve">____________________________</w:t>
+            </w:r>
+          </w:p>
+          <w:p>
+            <w:pPr>
+              <w:spacing w:after="50" w:before="0"/>
+            </w:pPr>
+            <w:r>
+              <w:rPr>
+                <w:color w:val="BBBBBB"/>
+                <w:sz w:val="18"/>
+                <w:szCs w:val="18"/>
+              </w:rPr>
+              <w:t xml:space="preserve">____________________________</w:t>
+            </w:r>
+          </w:p>
+          <w:p>
+            <w:pPr>
+              <w:spacing w:after="50" w:before="0"/>
+            </w:pPr>
+            <w:r>
+              <w:rPr>
+                <w:color w:val="BBBBBB"/>
+                <w:sz w:val="18"/>
+                <w:szCs w:val="18"/>
+              </w:rPr>
+              <w:t xml:space="preserve">____________________________</w:t>
+            </w:r>
+          </w:p>
+          <w:p>
+            <w:pPr>
+              <w:spacing w:after="50" w:before="0"/>
+            </w:pPr>
+            <w:r>
+              <w:rPr>
+                <w:color w:val="BBBBBB"/>
+                <w:sz w:val="18"/>
+                <w:szCs w:val="18"/>
+              </w:rPr>
+              <w:t xml:space="preserve">____________________________</w:t>
+            </w:r>
+          </w:p>
+        </w:tc>
+        <w:tc>
+          <w:tcPr>
+            <w:tcW w:type="dxa" w:w="3000"/>
+            <w:shd w:fill="FBF3E2" w:color="auto" w:val="clear"/>
+            <w:tcMar>
+              <w:top w:type="dxa" w:w="80"/>
+              <w:left w:type="dxa" w:w="100"/>
+              <w:bottom w:type="dxa" w:w="80"/>
+              <w:right w:type="dxa" w:w="100"/>
+            </w:tcMar>
+            <w:vAlign w:val="top"/>
+          </w:tcPr>
+          <w:p>
+            <w:pPr>
+              <w:spacing w:after="30" w:before="0"/>
+            </w:pPr>
+            <w:r>
+              <w:rPr>
+                <w:b/>
+                <w:bCs/>
+                <w:color w:val="0F2B3C"/>
+                <w:sz w:val="18"/>
+                <w:szCs w:val="18"/>
+              </w:rPr>
+              <w:t xml:space="preserve">Because... ________________</w:t>
+            </w:r>
+          </w:p>
+          <w:p>
+            <w:pPr>
+              <w:spacing w:after="50" w:before="0"/>
+            </w:pPr>
+            <w:r>
+              <w:rPr>
+                <w:color w:val="BBBBBB"/>
+                <w:sz w:val="18"/>
+                <w:szCs w:val="18"/>
+              </w:rPr>
+              <w:t xml:space="preserve">____________________________</w:t>
+            </w:r>
+          </w:p>
+          <w:p>
+            <w:pPr>
+              <w:spacing w:after="30" w:before="40"/>
+            </w:pPr>
+            <w:r>
+              <w:rPr>
+                <w:b/>
+                <w:bCs/>
+                <w:color w:val="1A6FB5"/>
+                <w:sz w:val="18"/>
+                <w:szCs w:val="18"/>
+              </w:rPr>
+              <w:t xml:space="preserve">Although... _______________</w:t>
+            </w:r>
+          </w:p>
+          <w:p>
+            <w:pPr>
+              <w:spacing w:after="50" w:before="0"/>
+            </w:pPr>
+            <w:r>
+              <w:rPr>
+                <w:color w:val="BBBBBB"/>
+                <w:sz w:val="18"/>
+                <w:szCs w:val="18"/>
+              </w:rPr>
+              <w:t xml:space="preserve">____________________________</w:t>
+            </w:r>
+          </w:p>
+          <w:p>
+            <w:pPr>
+              <w:spacing w:after="30" w:before="40"/>
+            </w:pPr>
+            <w:r>
+              <w:rPr>
+                <w:b/>
+                <w:bCs/>
+                <w:color w:val="7A5400"/>
+                <w:sz w:val="18"/>
+                <w:szCs w:val="18"/>
+              </w:rPr>
+              <w:t xml:space="preserve">Therefore... ______________</w:t>
+            </w:r>
+          </w:p>
+          <w:p>
+            <w:pPr>
+              <w:spacing w:after="50" w:before="0"/>
+            </w:pPr>
+            <w:r>
+              <w:rPr>
+                <w:color w:val="BBBBBB"/>
+                <w:sz w:val="18"/>
+                <w:szCs w:val="18"/>
+              </w:rPr>
+              <w:t xml:space="preserve">____________________________</w:t>
+            </w:r>
+          </w:p>
+        </w:tc>
+      </w:tr>
+    </w:tbl>
+    <w:p>
+      <w:pPr>
+        <w:spacing w:after="60" w:before="0"/>
+      </w:pPr>
+      <w:r>
+        <w:t xml:space="preserve"/>
       </w:r>
     </w:p>
     <w:p>
@@ -433,6 +3390,141 @@
         <w:t xml:space="preserve">____________________________________________________</w:t>
       </w:r>
     </w:p>
+    <w:tbl>
+      <w:tblPr>
+        <w:tblW w:type="dxa" w:w="9360"/>
+        <w:tblBorders>
+          <w:top w:val="single" w:color="C7D2DD" w:sz="6"/>
+          <w:left w:val="single" w:color="C7D2DD" w:sz="6"/>
+          <w:bottom w:val="single" w:color="C7D2DD" w:sz="6"/>
+          <w:right w:val="single" w:color="C7D2DD" w:sz="6"/>
+          <w:insideH w:val="single" w:color="C7D2DD" w:sz="6"/>
+          <w:insideV w:val="single" w:color="C7D2DD" w:sz="6"/>
+        </w:tblBorders>
+      </w:tblPr>
+      <w:tblGrid>
+        <w:gridCol w:w="3120"/>
+        <w:gridCol w:w="3120"/>
+        <w:gridCol w:w="3120"/>
+      </w:tblGrid>
+      <w:tr>
+        <w:trPr>
+          <w:cantSplit/>
+          <w:tblHeader/>
+        </w:trPr>
+        <w:tc>
+          <w:tcPr>
+            <w:tcW w:type="dxa" w:w="9360"/>
+            <w:gridSpan w:val="3"/>
+            <w:shd w:fill="EEF4F8" w:color="auto" w:val="clear"/>
+            <w:tcMar>
+              <w:top w:type="dxa" w:w="60"/>
+              <w:left w:type="dxa" w:w="100"/>
+              <w:bottom w:type="dxa" w:w="60"/>
+              <w:right w:type="dxa" w:w="100"/>
+            </w:tcMar>
+          </w:tcPr>
+          <w:p>
+            <w:pPr>
+              <w:spacing w:after="0" w:before="0"/>
+            </w:pPr>
+            <w:r>
+              <w:rPr>
+                <w:b/>
+                <w:bCs/>
+                <w:color w:val="0F2B3C"/>
+                <w:sz w:val="18"/>
+                <w:szCs w:val="18"/>
+              </w:rPr>
+              <w:t xml:space="preserve">EXIT CHECK · 3-POINT SELF-ASSESSMENT CHECKLIST</w:t>
+            </w:r>
+          </w:p>
+        </w:tc>
+      </w:tr>
+      <w:tr>
+        <w:trPr>
+          <w:cantSplit/>
+        </w:trPr>
+        <w:tc>
+          <w:tcPr>
+            <w:tcW w:type="dxa" w:w="3120"/>
+            <w:tcMar>
+              <w:top w:type="dxa" w:w="80"/>
+              <w:left w:type="dxa" w:w="100"/>
+              <w:bottom w:type="dxa" w:w="80"/>
+              <w:right w:type="dxa" w:w="100"/>
+            </w:tcMar>
+          </w:tcPr>
+          <w:p>
+            <w:pPr>
+              <w:spacing w:after="0" w:before="0"/>
+            </w:pPr>
+            <w:r>
+              <w:rPr>
+                <w:b/>
+                <w:bCs/>
+                <w:color w:val="0F2B3C"/>
+                <w:sz w:val="18"/>
+                <w:szCs w:val="18"/>
+              </w:rPr>
+              <w:t xml:space="preserve">☐ 1. Units &amp; Labels Verified</w:t>
+            </w:r>
+          </w:p>
+        </w:tc>
+        <w:tc>
+          <w:tcPr>
+            <w:tcW w:type="dxa" w:w="3120"/>
+            <w:tcMar>
+              <w:top w:type="dxa" w:w="80"/>
+              <w:left w:type="dxa" w:w="100"/>
+              <w:bottom w:type="dxa" w:w="80"/>
+              <w:right w:type="dxa" w:w="100"/>
+            </w:tcMar>
+          </w:tcPr>
+          <w:p>
+            <w:pPr>
+              <w:spacing w:after="0" w:before="0"/>
+            </w:pPr>
+            <w:r>
+              <w:rPr>
+                <w:b/>
+                <w:bCs/>
+                <w:color w:val="0F2B3C"/>
+                <w:sz w:val="18"/>
+                <w:szCs w:val="18"/>
+              </w:rPr>
+              <w:t xml:space="preserve">☐ 2. Reasoning Stated (Because / Although / Therefore)</w:t>
+            </w:r>
+          </w:p>
+        </w:tc>
+        <w:tc>
+          <w:tcPr>
+            <w:tcW w:type="dxa" w:w="3120"/>
+            <w:tcMar>
+              <w:top w:type="dxa" w:w="80"/>
+              <w:left w:type="dxa" w:w="100"/>
+              <w:bottom w:type="dxa" w:w="80"/>
+              <w:right w:type="dxa" w:w="100"/>
+            </w:tcMar>
+          </w:tcPr>
+          <w:p>
+            <w:pPr>
+              <w:spacing w:after="0" w:before="0"/>
+            </w:pPr>
+            <w:r>
+              <w:rPr>
+                <w:b/>
+                <w:bCs/>
+                <w:color w:val="0F2B3C"/>
+                <w:sz w:val="18"/>
+                <w:szCs w:val="18"/>
+              </w:rPr>
+              <w:t xml:space="preserve">☐ 3. Calculations Double-Checked</w:t>
+            </w:r>
+          </w:p>
+        </w:tc>
+      </w:tr>
+    </w:tbl>
     <w:p>
       <w:pPr>
         <w:spacing w:after="60" w:before="120"/>
